--- a/PROGRESS 1.docx
+++ b/PROGRESS 1.docx
@@ -14,97 +14,234 @@
           <w:b/>
           <w:bCs/>
         </w:rPr>
-        <w:t>Current System Components</w:t>
-      </w:r>
-    </w:p>
-    <w:p>
-      <w:pPr>
-        <w:rPr>
-          <w:b/>
-          <w:bCs/>
-        </w:rPr>
-      </w:pPr>
-      <w:r>
-        <w:rPr>
-          <w:b/>
-          <w:bCs/>
-        </w:rPr>
-        <w:t>1. Configuration Module</w:t>
-      </w:r>
-    </w:p>
-    <w:p>
-      <w:r>
-        <w:t>A configuration module has been created to centralise core system settings.</w:t>
-      </w:r>
-    </w:p>
-    <w:p>
-      <w:r>
-        <w:t>It provides:</w:t>
+        <w:t>Below are the original Phase-1 simple RAG files, before:</w:t>
       </w:r>
     </w:p>
     <w:p>
       <w:pPr>
         <w:numPr>
           <w:ilvl w:val="0"/>
-          <w:numId w:val="8"/>
+          <w:numId w:val="27"/>
         </w:numPr>
-      </w:pPr>
-      <w:r>
-        <w:t>OpenAI API client initialization</w:t>
+        <w:rPr>
+          <w:b/>
+          <w:bCs/>
+        </w:rPr>
+      </w:pPr>
+      <w:r>
+        <w:rPr>
+          <w:b/>
+          <w:bCs/>
+        </w:rPr>
+        <w:t>verification agent</w:t>
       </w:r>
     </w:p>
     <w:p>
       <w:pPr>
         <w:numPr>
           <w:ilvl w:val="0"/>
-          <w:numId w:val="8"/>
+          <w:numId w:val="27"/>
         </w:numPr>
-      </w:pPr>
-      <w:r>
-        <w:t>embedding model configuration</w:t>
+        <w:rPr>
+          <w:b/>
+          <w:bCs/>
+        </w:rPr>
+      </w:pPr>
+      <w:r>
+        <w:rPr>
+          <w:b/>
+          <w:bCs/>
+        </w:rPr>
+        <w:t>context sufficiency checks</w:t>
       </w:r>
     </w:p>
     <w:p>
       <w:pPr>
         <w:numPr>
           <w:ilvl w:val="0"/>
-          <w:numId w:val="8"/>
+          <w:numId w:val="27"/>
         </w:numPr>
-      </w:pPr>
-      <w:r>
-        <w:t>LLM model configuration</w:t>
+        <w:rPr>
+          <w:b/>
+          <w:bCs/>
+        </w:rPr>
+      </w:pPr>
+      <w:r>
+        <w:rPr>
+          <w:b/>
+          <w:bCs/>
+        </w:rPr>
+        <w:t>external knowledge handling</w:t>
       </w:r>
     </w:p>
     <w:p>
       <w:pPr>
         <w:numPr>
           <w:ilvl w:val="0"/>
-          <w:numId w:val="8"/>
+          <w:numId w:val="27"/>
         </w:numPr>
-      </w:pPr>
-      <w:r>
-        <w:t>retrieval parameters</w:t>
-      </w:r>
-    </w:p>
-    <w:p>
-      <w:r>
-        <w:t>This module ensures that all other components use consistent settings.</w:t>
-      </w:r>
-    </w:p>
-    <w:p>
-      <w:r>
-        <w:t>Purpose:</w:t>
-      </w:r>
-    </w:p>
-    <w:p>
-      <w:r>
-        <w:t>Centralised configuration simplifies maintenance and avoids duplication of parameters across modules.</w:t>
-      </w:r>
-    </w:p>
-    <w:p>
-      <w:r>
-        <w:pict w14:anchorId="0B856057">
-          <v:rect id="_x0000_i1319" style="width:0;height:1.5pt" o:hralign="center" o:hrstd="t" o:hr="t" fillcolor="#a0a0a0" stroked="f"/>
+        <w:rPr>
+          <w:b/>
+          <w:bCs/>
+        </w:rPr>
+      </w:pPr>
+      <w:r>
+        <w:rPr>
+          <w:b/>
+          <w:bCs/>
+        </w:rPr>
+        <w:t>complex prompts</w:t>
+      </w:r>
+    </w:p>
+    <w:p>
+      <w:pPr>
+        <w:rPr>
+          <w:b/>
+          <w:bCs/>
+        </w:rPr>
+      </w:pPr>
+      <w:r>
+        <w:rPr>
+          <w:b/>
+          <w:bCs/>
+        </w:rPr>
+        <w:t>This is the clean minimal RAG implementation:</w:t>
+      </w:r>
+    </w:p>
+    <w:p>
+      <w:pPr>
+        <w:rPr>
+          <w:b/>
+          <w:bCs/>
+        </w:rPr>
+      </w:pPr>
+      <w:r>
+        <w:rPr>
+          <w:b/>
+          <w:bCs/>
+        </w:rPr>
+        <w:t>Query</w:t>
+      </w:r>
+    </w:p>
+    <w:p>
+      <w:pPr>
+        <w:rPr>
+          <w:b/>
+          <w:bCs/>
+        </w:rPr>
+      </w:pPr>
+      <w:r>
+        <w:rPr>
+          <w:b/>
+          <w:bCs/>
+        </w:rPr>
+        <w:t>↓</w:t>
+      </w:r>
+    </w:p>
+    <w:p>
+      <w:pPr>
+        <w:rPr>
+          <w:b/>
+          <w:bCs/>
+        </w:rPr>
+      </w:pPr>
+      <w:r>
+        <w:rPr>
+          <w:b/>
+          <w:bCs/>
+        </w:rPr>
+        <w:t>Vector Retrieval</w:t>
+      </w:r>
+    </w:p>
+    <w:p>
+      <w:pPr>
+        <w:rPr>
+          <w:b/>
+          <w:bCs/>
+        </w:rPr>
+      </w:pPr>
+      <w:r>
+        <w:rPr>
+          <w:b/>
+          <w:bCs/>
+        </w:rPr>
+        <w:t>↓</w:t>
+      </w:r>
+    </w:p>
+    <w:p>
+      <w:pPr>
+        <w:rPr>
+          <w:b/>
+          <w:bCs/>
+        </w:rPr>
+      </w:pPr>
+      <w:r>
+        <w:rPr>
+          <w:b/>
+          <w:bCs/>
+        </w:rPr>
+        <w:t>Answer Generation</w:t>
+      </w:r>
+    </w:p>
+    <w:p>
+      <w:pPr>
+        <w:rPr>
+          <w:b/>
+          <w:bCs/>
+        </w:rPr>
+      </w:pPr>
+      <w:r>
+        <w:rPr>
+          <w:b/>
+          <w:bCs/>
+        </w:rPr>
+        <w:t>↓</w:t>
+      </w:r>
+    </w:p>
+    <w:p>
+      <w:pPr>
+        <w:rPr>
+          <w:b/>
+          <w:bCs/>
+        </w:rPr>
+      </w:pPr>
+      <w:r>
+        <w:rPr>
+          <w:b/>
+          <w:bCs/>
+        </w:rPr>
+        <w:t>Return Answer</w:t>
+      </w:r>
+    </w:p>
+    <w:p>
+      <w:pPr>
+        <w:rPr>
+          <w:b/>
+          <w:bCs/>
+        </w:rPr>
+      </w:pPr>
+      <w:r>
+        <w:rPr>
+          <w:b/>
+          <w:bCs/>
+        </w:rPr>
+        <w:t>The LLM simply uses the retrieved context.</w:t>
+      </w:r>
+    </w:p>
+    <w:p>
+      <w:pPr>
+        <w:rPr>
+          <w:b/>
+          <w:bCs/>
+        </w:rPr>
+      </w:pPr>
+      <w:r>
+        <w:rPr>
+          <w:b/>
+          <w:bCs/>
+        </w:rPr>
+        <w:pict w14:anchorId="24610B8D">
+          <v:rect id="_x0000_i1137" style="width:0;height:1.5pt" o:hralign="center" o:hrstd="t" o:hr="t" fillcolor="#a0a0a0" stroked="f"/>
         </w:pict>
       </w:r>
     </w:p>
@@ -120,104 +257,2451 @@
           <w:b/>
           <w:bCs/>
         </w:rPr>
-        <w:t>2. Multi-Format Document Loader</w:t>
-      </w:r>
-    </w:p>
-    <w:p>
-      <w:r>
-        <w:t>The document loader ingests documents from a specified directory and extracts their text content.</w:t>
-      </w:r>
-    </w:p>
-    <w:p>
-      <w:r>
-        <w:t>Supported formats:</w:t>
+        <w:t>1️</w:t>
+      </w:r>
+      <w:r>
+        <w:rPr>
+          <w:rFonts w:ascii="Segoe UI Symbol" w:hAnsi="Segoe UI Symbol" w:cs="Segoe UI Symbol"/>
+          <w:b/>
+          <w:bCs/>
+        </w:rPr>
+        <w:t>⃣</w:t>
+      </w:r>
+      <w:r>
+        <w:rPr>
+          <w:b/>
+          <w:bCs/>
+        </w:rPr>
+        <w:t xml:space="preserve"> agents/answer_agent.py (Original Simple Version)</w:t>
+      </w:r>
+    </w:p>
+    <w:p>
+      <w:pPr>
+        <w:rPr>
+          <w:b/>
+          <w:bCs/>
+        </w:rPr>
+      </w:pPr>
+      <w:r>
+        <w:rPr>
+          <w:b/>
+          <w:bCs/>
+        </w:rPr>
+        <w:t xml:space="preserve">import </w:t>
+      </w:r>
+      <w:proofErr w:type="spellStart"/>
+      <w:r>
+        <w:rPr>
+          <w:b/>
+          <w:bCs/>
+        </w:rPr>
+        <w:t>json</w:t>
+      </w:r>
+      <w:proofErr w:type="spellEnd"/>
+    </w:p>
+    <w:p>
+      <w:pPr>
+        <w:rPr>
+          <w:b/>
+          <w:bCs/>
+        </w:rPr>
+      </w:pPr>
+      <w:r>
+        <w:rPr>
+          <w:b/>
+          <w:bCs/>
+        </w:rPr>
+        <w:t>from config import client, LLM_MODEL</w:t>
+      </w:r>
+    </w:p>
+    <w:p>
+      <w:pPr>
+        <w:rPr>
+          <w:b/>
+          <w:bCs/>
+        </w:rPr>
+      </w:pPr>
+    </w:p>
+    <w:p>
+      <w:pPr>
+        <w:rPr>
+          <w:b/>
+          <w:bCs/>
+        </w:rPr>
+      </w:pPr>
+    </w:p>
+    <w:p>
+      <w:pPr>
+        <w:rPr>
+          <w:b/>
+          <w:bCs/>
+        </w:rPr>
+      </w:pPr>
+      <w:r>
+        <w:rPr>
+          <w:b/>
+          <w:bCs/>
+        </w:rPr>
+        <w:t xml:space="preserve">def </w:t>
+      </w:r>
+      <w:proofErr w:type="spellStart"/>
+      <w:r>
+        <w:rPr>
+          <w:b/>
+          <w:bCs/>
+        </w:rPr>
+        <w:t>generate_</w:t>
+      </w:r>
+      <w:proofErr w:type="gramStart"/>
+      <w:r>
+        <w:rPr>
+          <w:b/>
+          <w:bCs/>
+        </w:rPr>
+        <w:t>answer</w:t>
+      </w:r>
+      <w:proofErr w:type="spellEnd"/>
+      <w:r>
+        <w:rPr>
+          <w:b/>
+          <w:bCs/>
+        </w:rPr>
+        <w:t>(</w:t>
+      </w:r>
+      <w:proofErr w:type="gramEnd"/>
+      <w:r>
+        <w:rPr>
+          <w:b/>
+          <w:bCs/>
+        </w:rPr>
+        <w:t>query, contexts):</w:t>
+      </w:r>
+    </w:p>
+    <w:p>
+      <w:pPr>
+        <w:rPr>
+          <w:b/>
+          <w:bCs/>
+        </w:rPr>
+      </w:pPr>
+    </w:p>
+    <w:p>
+      <w:pPr>
+        <w:rPr>
+          <w:b/>
+          <w:bCs/>
+        </w:rPr>
+      </w:pPr>
+      <w:r>
+        <w:rPr>
+          <w:b/>
+          <w:bCs/>
+        </w:rPr>
+        <w:t xml:space="preserve">    </w:t>
+      </w:r>
+      <w:proofErr w:type="spellStart"/>
+      <w:r>
+        <w:rPr>
+          <w:b/>
+          <w:bCs/>
+        </w:rPr>
+        <w:t>context_text</w:t>
+      </w:r>
+      <w:proofErr w:type="spellEnd"/>
+      <w:r>
+        <w:rPr>
+          <w:b/>
+          <w:bCs/>
+        </w:rPr>
+        <w:t xml:space="preserve"> = "\n\</w:t>
+      </w:r>
+      <w:proofErr w:type="spellStart"/>
+      <w:r>
+        <w:rPr>
+          <w:b/>
+          <w:bCs/>
+        </w:rPr>
+        <w:t>n</w:t>
+      </w:r>
+      <w:proofErr w:type="gramStart"/>
+      <w:r>
+        <w:rPr>
+          <w:b/>
+          <w:bCs/>
+        </w:rPr>
+        <w:t>".join</w:t>
+      </w:r>
+      <w:proofErr w:type="spellEnd"/>
+      <w:proofErr w:type="gramEnd"/>
+      <w:r>
+        <w:rPr>
+          <w:b/>
+          <w:bCs/>
+        </w:rPr>
+        <w:t>(</w:t>
+      </w:r>
+    </w:p>
+    <w:p>
+      <w:pPr>
+        <w:rPr>
+          <w:b/>
+          <w:bCs/>
+        </w:rPr>
+      </w:pPr>
+      <w:r>
+        <w:rPr>
+          <w:b/>
+          <w:bCs/>
+        </w:rPr>
+        <w:t xml:space="preserve">        [c["text"] for c in contexts]</w:t>
+      </w:r>
+    </w:p>
+    <w:p>
+      <w:pPr>
+        <w:rPr>
+          <w:b/>
+          <w:bCs/>
+        </w:rPr>
+      </w:pPr>
+      <w:r>
+        <w:rPr>
+          <w:b/>
+          <w:bCs/>
+        </w:rPr>
+        <w:t xml:space="preserve">    )</w:t>
+      </w:r>
+    </w:p>
+    <w:p>
+      <w:pPr>
+        <w:rPr>
+          <w:b/>
+          <w:bCs/>
+        </w:rPr>
+      </w:pPr>
+    </w:p>
+    <w:p>
+      <w:pPr>
+        <w:rPr>
+          <w:b/>
+          <w:bCs/>
+        </w:rPr>
+      </w:pPr>
+      <w:r>
+        <w:rPr>
+          <w:b/>
+          <w:bCs/>
+        </w:rPr>
+        <w:t xml:space="preserve">    prompt = f"""</w:t>
+      </w:r>
+    </w:p>
+    <w:p>
+      <w:pPr>
+        <w:rPr>
+          <w:b/>
+          <w:bCs/>
+        </w:rPr>
+      </w:pPr>
+      <w:r>
+        <w:rPr>
+          <w:b/>
+          <w:bCs/>
+        </w:rPr>
+        <w:t>Answer the question using the context below.</w:t>
+      </w:r>
+    </w:p>
+    <w:p>
+      <w:pPr>
+        <w:rPr>
+          <w:b/>
+          <w:bCs/>
+        </w:rPr>
+      </w:pPr>
+    </w:p>
+    <w:p>
+      <w:pPr>
+        <w:rPr>
+          <w:b/>
+          <w:bCs/>
+        </w:rPr>
+      </w:pPr>
+      <w:r>
+        <w:rPr>
+          <w:b/>
+          <w:bCs/>
+        </w:rPr>
+        <w:t>Return JSON.</w:t>
+      </w:r>
+    </w:p>
+    <w:p>
+      <w:pPr>
+        <w:rPr>
+          <w:b/>
+          <w:bCs/>
+        </w:rPr>
+      </w:pPr>
+    </w:p>
+    <w:p>
+      <w:pPr>
+        <w:rPr>
+          <w:b/>
+          <w:bCs/>
+        </w:rPr>
+      </w:pPr>
+      <w:r>
+        <w:rPr>
+          <w:b/>
+          <w:bCs/>
+        </w:rPr>
+        <w:t>Context:</w:t>
+      </w:r>
+    </w:p>
+    <w:p>
+      <w:pPr>
+        <w:rPr>
+          <w:b/>
+          <w:bCs/>
+        </w:rPr>
+      </w:pPr>
+      <w:r>
+        <w:rPr>
+          <w:b/>
+          <w:bCs/>
+        </w:rPr>
+        <w:t>{</w:t>
+      </w:r>
+      <w:proofErr w:type="spellStart"/>
+      <w:r>
+        <w:rPr>
+          <w:b/>
+          <w:bCs/>
+        </w:rPr>
+        <w:t>context_text</w:t>
+      </w:r>
+      <w:proofErr w:type="spellEnd"/>
+      <w:r>
+        <w:rPr>
+          <w:b/>
+          <w:bCs/>
+        </w:rPr>
+        <w:t>}</w:t>
+      </w:r>
+    </w:p>
+    <w:p>
+      <w:pPr>
+        <w:rPr>
+          <w:b/>
+          <w:bCs/>
+        </w:rPr>
+      </w:pPr>
+    </w:p>
+    <w:p>
+      <w:pPr>
+        <w:rPr>
+          <w:b/>
+          <w:bCs/>
+        </w:rPr>
+      </w:pPr>
+      <w:r>
+        <w:rPr>
+          <w:b/>
+          <w:bCs/>
+        </w:rPr>
+        <w:t>Question:</w:t>
+      </w:r>
+    </w:p>
+    <w:p>
+      <w:pPr>
+        <w:rPr>
+          <w:b/>
+          <w:bCs/>
+        </w:rPr>
+      </w:pPr>
+      <w:r>
+        <w:rPr>
+          <w:b/>
+          <w:bCs/>
+        </w:rPr>
+        <w:t>{query}</w:t>
+      </w:r>
+    </w:p>
+    <w:p>
+      <w:pPr>
+        <w:rPr>
+          <w:b/>
+          <w:bCs/>
+        </w:rPr>
+      </w:pPr>
+    </w:p>
+    <w:p>
+      <w:pPr>
+        <w:rPr>
+          <w:b/>
+          <w:bCs/>
+        </w:rPr>
+      </w:pPr>
+      <w:r>
+        <w:rPr>
+          <w:b/>
+          <w:bCs/>
+        </w:rPr>
+        <w:t>Format:</w:t>
+      </w:r>
+    </w:p>
+    <w:p>
+      <w:pPr>
+        <w:rPr>
+          <w:b/>
+          <w:bCs/>
+        </w:rPr>
+      </w:pPr>
+    </w:p>
+    <w:p>
+      <w:pPr>
+        <w:rPr>
+          <w:b/>
+          <w:bCs/>
+        </w:rPr>
+      </w:pPr>
+      <w:r>
+        <w:rPr>
+          <w:b/>
+          <w:bCs/>
+        </w:rPr>
+        <w:t>{{</w:t>
+      </w:r>
+    </w:p>
+    <w:p>
+      <w:pPr>
+        <w:rPr>
+          <w:b/>
+          <w:bCs/>
+        </w:rPr>
+      </w:pPr>
+      <w:r>
+        <w:rPr>
+          <w:b/>
+          <w:bCs/>
+        </w:rPr>
+        <w:t xml:space="preserve"> "answer": "...",</w:t>
+      </w:r>
+    </w:p>
+    <w:p>
+      <w:pPr>
+        <w:rPr>
+          <w:b/>
+          <w:bCs/>
+        </w:rPr>
+      </w:pPr>
+      <w:r>
+        <w:rPr>
+          <w:b/>
+          <w:bCs/>
+        </w:rPr>
+        <w:t xml:space="preserve"> "evidence": ["chunk1","chunk2"]</w:t>
+      </w:r>
+    </w:p>
+    <w:p>
+      <w:pPr>
+        <w:rPr>
+          <w:b/>
+          <w:bCs/>
+        </w:rPr>
+      </w:pPr>
+      <w:r>
+        <w:rPr>
+          <w:b/>
+          <w:bCs/>
+        </w:rPr>
+        <w:t>}}</w:t>
+      </w:r>
+    </w:p>
+    <w:p>
+      <w:pPr>
+        <w:rPr>
+          <w:b/>
+          <w:bCs/>
+        </w:rPr>
+      </w:pPr>
+      <w:r>
+        <w:rPr>
+          <w:b/>
+          <w:bCs/>
+        </w:rPr>
+        <w:t>"""</w:t>
+      </w:r>
+    </w:p>
+    <w:p>
+      <w:pPr>
+        <w:rPr>
+          <w:b/>
+          <w:bCs/>
+        </w:rPr>
+      </w:pPr>
+    </w:p>
+    <w:p>
+      <w:pPr>
+        <w:rPr>
+          <w:b/>
+          <w:bCs/>
+        </w:rPr>
+      </w:pPr>
+      <w:r>
+        <w:rPr>
+          <w:b/>
+          <w:bCs/>
+        </w:rPr>
+        <w:t xml:space="preserve">    response = </w:t>
+      </w:r>
+      <w:proofErr w:type="spellStart"/>
+      <w:proofErr w:type="gramStart"/>
+      <w:r>
+        <w:rPr>
+          <w:b/>
+          <w:bCs/>
+        </w:rPr>
+        <w:t>client.chat</w:t>
+      </w:r>
+      <w:proofErr w:type="gramEnd"/>
+      <w:r>
+        <w:rPr>
+          <w:b/>
+          <w:bCs/>
+        </w:rPr>
+        <w:t>.</w:t>
+      </w:r>
+      <w:proofErr w:type="gramStart"/>
+      <w:r>
+        <w:rPr>
+          <w:b/>
+          <w:bCs/>
+        </w:rPr>
+        <w:t>completions.create</w:t>
+      </w:r>
+      <w:proofErr w:type="spellEnd"/>
+      <w:proofErr w:type="gramEnd"/>
+      <w:r>
+        <w:rPr>
+          <w:b/>
+          <w:bCs/>
+        </w:rPr>
+        <w:t>(</w:t>
+      </w:r>
+    </w:p>
+    <w:p>
+      <w:pPr>
+        <w:rPr>
+          <w:b/>
+          <w:bCs/>
+        </w:rPr>
+      </w:pPr>
+      <w:r>
+        <w:rPr>
+          <w:b/>
+          <w:bCs/>
+        </w:rPr>
+        <w:t xml:space="preserve">        model=LLM_MODEL,</w:t>
+      </w:r>
+    </w:p>
+    <w:p>
+      <w:pPr>
+        <w:rPr>
+          <w:b/>
+          <w:bCs/>
+        </w:rPr>
+      </w:pPr>
+      <w:r>
+        <w:rPr>
+          <w:b/>
+          <w:bCs/>
+        </w:rPr>
+        <w:t xml:space="preserve">        messages</w:t>
+      </w:r>
+      <w:proofErr w:type="gramStart"/>
+      <w:r>
+        <w:rPr>
+          <w:b/>
+          <w:bCs/>
+        </w:rPr>
+        <w:t>=[</w:t>
+      </w:r>
+      <w:proofErr w:type="gramEnd"/>
+    </w:p>
+    <w:p>
+      <w:pPr>
+        <w:rPr>
+          <w:b/>
+          <w:bCs/>
+        </w:rPr>
+      </w:pPr>
+      <w:r>
+        <w:rPr>
+          <w:b/>
+          <w:bCs/>
+        </w:rPr>
+        <w:t xml:space="preserve">            {"role": "user", "content": prompt}</w:t>
+      </w:r>
+    </w:p>
+    <w:p>
+      <w:pPr>
+        <w:rPr>
+          <w:b/>
+          <w:bCs/>
+        </w:rPr>
+      </w:pPr>
+      <w:r>
+        <w:rPr>
+          <w:b/>
+          <w:bCs/>
+        </w:rPr>
+        <w:t xml:space="preserve">        ]</w:t>
+      </w:r>
+    </w:p>
+    <w:p>
+      <w:pPr>
+        <w:rPr>
+          <w:b/>
+          <w:bCs/>
+        </w:rPr>
+      </w:pPr>
+      <w:r>
+        <w:rPr>
+          <w:b/>
+          <w:bCs/>
+        </w:rPr>
+        <w:t xml:space="preserve">    )</w:t>
+      </w:r>
+    </w:p>
+    <w:p>
+      <w:pPr>
+        <w:rPr>
+          <w:b/>
+          <w:bCs/>
+        </w:rPr>
+      </w:pPr>
+    </w:p>
+    <w:p>
+      <w:pPr>
+        <w:rPr>
+          <w:b/>
+          <w:bCs/>
+        </w:rPr>
+      </w:pPr>
+      <w:r>
+        <w:rPr>
+          <w:b/>
+          <w:bCs/>
+        </w:rPr>
+        <w:t xml:space="preserve">    text = </w:t>
+      </w:r>
+      <w:proofErr w:type="spellStart"/>
+      <w:proofErr w:type="gramStart"/>
+      <w:r>
+        <w:rPr>
+          <w:b/>
+          <w:bCs/>
+        </w:rPr>
+        <w:t>response.choices</w:t>
+      </w:r>
+      <w:proofErr w:type="spellEnd"/>
+      <w:proofErr w:type="gramEnd"/>
+      <w:r>
+        <w:rPr>
+          <w:b/>
+          <w:bCs/>
+        </w:rPr>
+        <w:t>[0</w:t>
+      </w:r>
+      <w:proofErr w:type="gramStart"/>
+      <w:r>
+        <w:rPr>
+          <w:b/>
+          <w:bCs/>
+        </w:rPr>
+        <w:t>].</w:t>
+      </w:r>
+      <w:proofErr w:type="spellStart"/>
+      <w:r>
+        <w:rPr>
+          <w:b/>
+          <w:bCs/>
+        </w:rPr>
+        <w:t>message</w:t>
+      </w:r>
+      <w:proofErr w:type="gramEnd"/>
+      <w:r>
+        <w:rPr>
+          <w:b/>
+          <w:bCs/>
+        </w:rPr>
+        <w:t>.content</w:t>
+      </w:r>
+      <w:proofErr w:type="spellEnd"/>
+    </w:p>
+    <w:p>
+      <w:pPr>
+        <w:rPr>
+          <w:b/>
+          <w:bCs/>
+        </w:rPr>
+      </w:pPr>
+    </w:p>
+    <w:p>
+      <w:pPr>
+        <w:rPr>
+          <w:b/>
+          <w:bCs/>
+        </w:rPr>
+      </w:pPr>
+      <w:r>
+        <w:rPr>
+          <w:b/>
+          <w:bCs/>
+        </w:rPr>
+        <w:t xml:space="preserve">    try:</w:t>
+      </w:r>
+    </w:p>
+    <w:p>
+      <w:pPr>
+        <w:rPr>
+          <w:b/>
+          <w:bCs/>
+        </w:rPr>
+      </w:pPr>
+      <w:r>
+        <w:rPr>
+          <w:b/>
+          <w:bCs/>
+        </w:rPr>
+        <w:t xml:space="preserve">        return </w:t>
+      </w:r>
+      <w:proofErr w:type="spellStart"/>
+      <w:proofErr w:type="gramStart"/>
+      <w:r>
+        <w:rPr>
+          <w:b/>
+          <w:bCs/>
+        </w:rPr>
+        <w:t>json.loads</w:t>
+      </w:r>
+      <w:proofErr w:type="spellEnd"/>
+      <w:proofErr w:type="gramEnd"/>
+      <w:r>
+        <w:rPr>
+          <w:b/>
+          <w:bCs/>
+        </w:rPr>
+        <w:t>(text)</w:t>
+      </w:r>
+    </w:p>
+    <w:p>
+      <w:pPr>
+        <w:rPr>
+          <w:b/>
+          <w:bCs/>
+        </w:rPr>
+      </w:pPr>
+    </w:p>
+    <w:p>
+      <w:pPr>
+        <w:rPr>
+          <w:b/>
+          <w:bCs/>
+        </w:rPr>
+      </w:pPr>
+      <w:r>
+        <w:rPr>
+          <w:b/>
+          <w:bCs/>
+        </w:rPr>
+        <w:t xml:space="preserve">    except:</w:t>
+      </w:r>
+    </w:p>
+    <w:p>
+      <w:pPr>
+        <w:rPr>
+          <w:b/>
+          <w:bCs/>
+        </w:rPr>
+      </w:pPr>
+      <w:r>
+        <w:rPr>
+          <w:b/>
+          <w:bCs/>
+        </w:rPr>
+        <w:t xml:space="preserve">        return {</w:t>
+      </w:r>
+    </w:p>
+    <w:p>
+      <w:pPr>
+        <w:rPr>
+          <w:b/>
+          <w:bCs/>
+        </w:rPr>
+      </w:pPr>
+      <w:r>
+        <w:rPr>
+          <w:b/>
+          <w:bCs/>
+        </w:rPr>
+        <w:t xml:space="preserve">            "answer": text,</w:t>
+      </w:r>
+    </w:p>
+    <w:p>
+      <w:pPr>
+        <w:rPr>
+          <w:b/>
+          <w:bCs/>
+        </w:rPr>
+      </w:pPr>
+      <w:r>
+        <w:rPr>
+          <w:b/>
+          <w:bCs/>
+        </w:rPr>
+        <w:t xml:space="preserve">            "evidence": []</w:t>
+      </w:r>
+    </w:p>
+    <w:p>
+      <w:pPr>
+        <w:rPr>
+          <w:b/>
+          <w:bCs/>
+        </w:rPr>
+      </w:pPr>
+      <w:r>
+        <w:rPr>
+          <w:b/>
+          <w:bCs/>
+        </w:rPr>
+        <w:t xml:space="preserve">        }</w:t>
+      </w:r>
+    </w:p>
+    <w:p>
+      <w:pPr>
+        <w:rPr>
+          <w:b/>
+          <w:bCs/>
+        </w:rPr>
+      </w:pPr>
+      <w:r>
+        <w:rPr>
+          <w:b/>
+          <w:bCs/>
+        </w:rPr>
+        <w:pict w14:anchorId="3A04DA1B">
+          <v:rect id="_x0000_i1138" style="width:0;height:1.5pt" o:hralign="center" o:hrstd="t" o:hr="t" fillcolor="#a0a0a0" stroked="f"/>
+        </w:pict>
+      </w:r>
+    </w:p>
+    <w:p>
+      <w:pPr>
+        <w:rPr>
+          <w:b/>
+          <w:bCs/>
+        </w:rPr>
+      </w:pPr>
+      <w:r>
+        <w:rPr>
+          <w:b/>
+          <w:bCs/>
+        </w:rPr>
+        <w:t>2️</w:t>
+      </w:r>
+      <w:r>
+        <w:rPr>
+          <w:rFonts w:ascii="Segoe UI Symbol" w:hAnsi="Segoe UI Symbol" w:cs="Segoe UI Symbol"/>
+          <w:b/>
+          <w:bCs/>
+        </w:rPr>
+        <w:t>⃣</w:t>
+      </w:r>
+      <w:r>
+        <w:rPr>
+          <w:b/>
+          <w:bCs/>
+        </w:rPr>
+        <w:t xml:space="preserve"> pipeline/rag_pipeline.py (Original)</w:t>
+      </w:r>
+    </w:p>
+    <w:p>
+      <w:pPr>
+        <w:rPr>
+          <w:b/>
+          <w:bCs/>
+        </w:rPr>
+      </w:pPr>
+      <w:r>
+        <w:rPr>
+          <w:b/>
+          <w:bCs/>
+        </w:rPr>
+        <w:t xml:space="preserve">from </w:t>
+      </w:r>
+      <w:proofErr w:type="spellStart"/>
+      <w:r>
+        <w:rPr>
+          <w:b/>
+          <w:bCs/>
+        </w:rPr>
+        <w:t>document_</w:t>
+      </w:r>
+      <w:proofErr w:type="gramStart"/>
+      <w:r>
+        <w:rPr>
+          <w:b/>
+          <w:bCs/>
+        </w:rPr>
+        <w:t>processing.loader</w:t>
+      </w:r>
+      <w:proofErr w:type="spellEnd"/>
+      <w:proofErr w:type="gramEnd"/>
+      <w:r>
+        <w:rPr>
+          <w:b/>
+          <w:bCs/>
+        </w:rPr>
+        <w:t xml:space="preserve"> import </w:t>
+      </w:r>
+      <w:proofErr w:type="spellStart"/>
+      <w:r>
+        <w:rPr>
+          <w:b/>
+          <w:bCs/>
+        </w:rPr>
+        <w:t>load_documents</w:t>
+      </w:r>
+      <w:proofErr w:type="spellEnd"/>
+    </w:p>
+    <w:p>
+      <w:pPr>
+        <w:rPr>
+          <w:b/>
+          <w:bCs/>
+        </w:rPr>
+      </w:pPr>
+      <w:r>
+        <w:rPr>
+          <w:b/>
+          <w:bCs/>
+        </w:rPr>
+        <w:t xml:space="preserve">from </w:t>
+      </w:r>
+      <w:proofErr w:type="spellStart"/>
+      <w:r>
+        <w:rPr>
+          <w:b/>
+          <w:bCs/>
+        </w:rPr>
+        <w:t>document_</w:t>
+      </w:r>
+      <w:proofErr w:type="gramStart"/>
+      <w:r>
+        <w:rPr>
+          <w:b/>
+          <w:bCs/>
+        </w:rPr>
+        <w:t>processing.chunker</w:t>
+      </w:r>
+      <w:proofErr w:type="spellEnd"/>
+      <w:proofErr w:type="gramEnd"/>
+      <w:r>
+        <w:rPr>
+          <w:b/>
+          <w:bCs/>
+        </w:rPr>
+        <w:t xml:space="preserve"> import </w:t>
+      </w:r>
+      <w:proofErr w:type="spellStart"/>
+      <w:r>
+        <w:rPr>
+          <w:b/>
+          <w:bCs/>
+        </w:rPr>
+        <w:t>chunk_documents</w:t>
+      </w:r>
+      <w:proofErr w:type="spellEnd"/>
+    </w:p>
+    <w:p>
+      <w:pPr>
+        <w:rPr>
+          <w:b/>
+          <w:bCs/>
+        </w:rPr>
+      </w:pPr>
+    </w:p>
+    <w:p>
+      <w:pPr>
+        <w:rPr>
+          <w:b/>
+          <w:bCs/>
+        </w:rPr>
+      </w:pPr>
+      <w:r>
+        <w:rPr>
+          <w:b/>
+          <w:bCs/>
+        </w:rPr>
+        <w:t xml:space="preserve">from </w:t>
+      </w:r>
+      <w:proofErr w:type="spellStart"/>
+      <w:proofErr w:type="gramStart"/>
+      <w:r>
+        <w:rPr>
+          <w:b/>
+          <w:bCs/>
+        </w:rPr>
+        <w:t>retrieval.vector</w:t>
+      </w:r>
+      <w:proofErr w:type="gramEnd"/>
+      <w:r>
+        <w:rPr>
+          <w:b/>
+          <w:bCs/>
+        </w:rPr>
+        <w:t>_store</w:t>
+      </w:r>
+      <w:proofErr w:type="spellEnd"/>
+      <w:r>
+        <w:rPr>
+          <w:b/>
+          <w:bCs/>
+        </w:rPr>
+        <w:t xml:space="preserve"> import </w:t>
+      </w:r>
+      <w:proofErr w:type="spellStart"/>
+      <w:r>
+        <w:rPr>
+          <w:b/>
+          <w:bCs/>
+        </w:rPr>
+        <w:t>VectorStore</w:t>
+      </w:r>
+      <w:proofErr w:type="spellEnd"/>
+    </w:p>
+    <w:p>
+      <w:pPr>
+        <w:rPr>
+          <w:b/>
+          <w:bCs/>
+        </w:rPr>
+      </w:pPr>
+      <w:r>
+        <w:rPr>
+          <w:b/>
+          <w:bCs/>
+        </w:rPr>
+        <w:t xml:space="preserve">from </w:t>
+      </w:r>
+      <w:proofErr w:type="spellStart"/>
+      <w:proofErr w:type="gramStart"/>
+      <w:r>
+        <w:rPr>
+          <w:b/>
+          <w:bCs/>
+        </w:rPr>
+        <w:t>retrieval.retriever</w:t>
+      </w:r>
+      <w:proofErr w:type="spellEnd"/>
+      <w:proofErr w:type="gramEnd"/>
+      <w:r>
+        <w:rPr>
+          <w:b/>
+          <w:bCs/>
+        </w:rPr>
+        <w:t xml:space="preserve"> import retrieve</w:t>
+      </w:r>
+    </w:p>
+    <w:p>
+      <w:pPr>
+        <w:rPr>
+          <w:b/>
+          <w:bCs/>
+        </w:rPr>
+      </w:pPr>
+    </w:p>
+    <w:p>
+      <w:pPr>
+        <w:rPr>
+          <w:b/>
+          <w:bCs/>
+        </w:rPr>
+      </w:pPr>
+      <w:r>
+        <w:rPr>
+          <w:b/>
+          <w:bCs/>
+        </w:rPr>
+        <w:t xml:space="preserve">from </w:t>
+      </w:r>
+      <w:proofErr w:type="spellStart"/>
+      <w:proofErr w:type="gramStart"/>
+      <w:r>
+        <w:rPr>
+          <w:b/>
+          <w:bCs/>
+        </w:rPr>
+        <w:t>agents.answer</w:t>
+      </w:r>
+      <w:proofErr w:type="gramEnd"/>
+      <w:r>
+        <w:rPr>
+          <w:b/>
+          <w:bCs/>
+        </w:rPr>
+        <w:t>_agent</w:t>
+      </w:r>
+      <w:proofErr w:type="spellEnd"/>
+      <w:r>
+        <w:rPr>
+          <w:b/>
+          <w:bCs/>
+        </w:rPr>
+        <w:t xml:space="preserve"> import </w:t>
+      </w:r>
+      <w:proofErr w:type="spellStart"/>
+      <w:r>
+        <w:rPr>
+          <w:b/>
+          <w:bCs/>
+        </w:rPr>
+        <w:t>generate_answer</w:t>
+      </w:r>
+      <w:proofErr w:type="spellEnd"/>
+    </w:p>
+    <w:p>
+      <w:pPr>
+        <w:rPr>
+          <w:b/>
+          <w:bCs/>
+        </w:rPr>
+      </w:pPr>
+    </w:p>
+    <w:p>
+      <w:pPr>
+        <w:rPr>
+          <w:b/>
+          <w:bCs/>
+        </w:rPr>
+      </w:pPr>
+    </w:p>
+    <w:p>
+      <w:pPr>
+        <w:rPr>
+          <w:b/>
+          <w:bCs/>
+        </w:rPr>
+      </w:pPr>
+      <w:r>
+        <w:rPr>
+          <w:b/>
+          <w:bCs/>
+        </w:rPr>
+        <w:t xml:space="preserve">class </w:t>
+      </w:r>
+      <w:proofErr w:type="spellStart"/>
+      <w:r>
+        <w:rPr>
+          <w:b/>
+          <w:bCs/>
+        </w:rPr>
+        <w:t>RAGPipeline</w:t>
+      </w:r>
+      <w:proofErr w:type="spellEnd"/>
+      <w:r>
+        <w:rPr>
+          <w:b/>
+          <w:bCs/>
+        </w:rPr>
+        <w:t>:</w:t>
+      </w:r>
+    </w:p>
+    <w:p>
+      <w:pPr>
+        <w:rPr>
+          <w:b/>
+          <w:bCs/>
+        </w:rPr>
+      </w:pPr>
+    </w:p>
+    <w:p>
+      <w:pPr>
+        <w:rPr>
+          <w:b/>
+          <w:bCs/>
+        </w:rPr>
+      </w:pPr>
+      <w:r>
+        <w:rPr>
+          <w:b/>
+          <w:bCs/>
+        </w:rPr>
+        <w:t xml:space="preserve">    def __</w:t>
+      </w:r>
+      <w:proofErr w:type="spellStart"/>
+      <w:r>
+        <w:rPr>
+          <w:b/>
+          <w:bCs/>
+        </w:rPr>
+        <w:t>init</w:t>
+      </w:r>
+      <w:proofErr w:type="spellEnd"/>
+      <w:r>
+        <w:rPr>
+          <w:b/>
+          <w:bCs/>
+        </w:rPr>
+        <w:t>_</w:t>
+      </w:r>
+      <w:proofErr w:type="gramStart"/>
+      <w:r>
+        <w:rPr>
+          <w:b/>
+          <w:bCs/>
+        </w:rPr>
+        <w:t>_(</w:t>
+      </w:r>
+      <w:proofErr w:type="gramEnd"/>
+      <w:r>
+        <w:rPr>
+          <w:b/>
+          <w:bCs/>
+        </w:rPr>
+        <w:t xml:space="preserve">self, </w:t>
+      </w:r>
+      <w:proofErr w:type="spellStart"/>
+      <w:r>
+        <w:rPr>
+          <w:b/>
+          <w:bCs/>
+        </w:rPr>
+        <w:t>data_path</w:t>
+      </w:r>
+      <w:proofErr w:type="spellEnd"/>
+      <w:r>
+        <w:rPr>
+          <w:b/>
+          <w:bCs/>
+        </w:rPr>
+        <w:t>):</w:t>
+      </w:r>
+    </w:p>
+    <w:p>
+      <w:pPr>
+        <w:rPr>
+          <w:b/>
+          <w:bCs/>
+        </w:rPr>
+      </w:pPr>
+    </w:p>
+    <w:p>
+      <w:pPr>
+        <w:rPr>
+          <w:b/>
+          <w:bCs/>
+        </w:rPr>
+      </w:pPr>
+      <w:r>
+        <w:rPr>
+          <w:b/>
+          <w:bCs/>
+        </w:rPr>
+        <w:t xml:space="preserve">        documents = </w:t>
+      </w:r>
+      <w:proofErr w:type="spellStart"/>
+      <w:r>
+        <w:rPr>
+          <w:b/>
+          <w:bCs/>
+        </w:rPr>
+        <w:t>load_documents</w:t>
+      </w:r>
+      <w:proofErr w:type="spellEnd"/>
+      <w:r>
+        <w:rPr>
+          <w:b/>
+          <w:bCs/>
+        </w:rPr>
+        <w:t>(</w:t>
+      </w:r>
+      <w:proofErr w:type="spellStart"/>
+      <w:r>
+        <w:rPr>
+          <w:b/>
+          <w:bCs/>
+        </w:rPr>
+        <w:t>data_path</w:t>
+      </w:r>
+      <w:proofErr w:type="spellEnd"/>
+      <w:r>
+        <w:rPr>
+          <w:b/>
+          <w:bCs/>
+        </w:rPr>
+        <w:t>)</w:t>
+      </w:r>
+    </w:p>
+    <w:p>
+      <w:pPr>
+        <w:rPr>
+          <w:b/>
+          <w:bCs/>
+        </w:rPr>
+      </w:pPr>
+      <w:r>
+        <w:rPr>
+          <w:b/>
+          <w:bCs/>
+        </w:rPr>
+        <w:t xml:space="preserve">        </w:t>
+      </w:r>
+      <w:proofErr w:type="gramStart"/>
+      <w:r>
+        <w:rPr>
+          <w:b/>
+          <w:bCs/>
+        </w:rPr>
+        <w:t>print(</w:t>
+      </w:r>
+      <w:proofErr w:type="spellStart"/>
+      <w:proofErr w:type="gramEnd"/>
+      <w:r>
+        <w:rPr>
+          <w:b/>
+          <w:bCs/>
+        </w:rPr>
+        <w:t>f"Loaded</w:t>
+      </w:r>
+      <w:proofErr w:type="spellEnd"/>
+      <w:r>
+        <w:rPr>
+          <w:b/>
+          <w:bCs/>
+        </w:rPr>
+        <w:t xml:space="preserve"> {</w:t>
+      </w:r>
+      <w:proofErr w:type="spellStart"/>
+      <w:r>
+        <w:rPr>
+          <w:b/>
+          <w:bCs/>
+        </w:rPr>
+        <w:t>len</w:t>
+      </w:r>
+      <w:proofErr w:type="spellEnd"/>
+      <w:r>
+        <w:rPr>
+          <w:b/>
+          <w:bCs/>
+        </w:rPr>
+        <w:t>(documents)} documents")</w:t>
+      </w:r>
+    </w:p>
+    <w:p>
+      <w:pPr>
+        <w:rPr>
+          <w:b/>
+          <w:bCs/>
+        </w:rPr>
+      </w:pPr>
+    </w:p>
+    <w:p>
+      <w:pPr>
+        <w:rPr>
+          <w:b/>
+          <w:bCs/>
+        </w:rPr>
+      </w:pPr>
+      <w:r>
+        <w:rPr>
+          <w:b/>
+          <w:bCs/>
+        </w:rPr>
+        <w:t xml:space="preserve">        chunks = </w:t>
+      </w:r>
+      <w:proofErr w:type="spellStart"/>
+      <w:r>
+        <w:rPr>
+          <w:b/>
+          <w:bCs/>
+        </w:rPr>
+        <w:t>chunk_documents</w:t>
+      </w:r>
+      <w:proofErr w:type="spellEnd"/>
+      <w:r>
+        <w:rPr>
+          <w:b/>
+          <w:bCs/>
+        </w:rPr>
+        <w:t>(documents)</w:t>
+      </w:r>
+    </w:p>
+    <w:p>
+      <w:pPr>
+        <w:rPr>
+          <w:b/>
+          <w:bCs/>
+        </w:rPr>
+      </w:pPr>
+      <w:r>
+        <w:rPr>
+          <w:b/>
+          <w:bCs/>
+        </w:rPr>
+        <w:t xml:space="preserve">        </w:t>
+      </w:r>
+      <w:proofErr w:type="gramStart"/>
+      <w:r>
+        <w:rPr>
+          <w:b/>
+          <w:bCs/>
+        </w:rPr>
+        <w:t>print(</w:t>
+      </w:r>
+      <w:proofErr w:type="spellStart"/>
+      <w:proofErr w:type="gramEnd"/>
+      <w:r>
+        <w:rPr>
+          <w:b/>
+          <w:bCs/>
+        </w:rPr>
+        <w:t>f"Documents</w:t>
+      </w:r>
+      <w:proofErr w:type="spellEnd"/>
+      <w:r>
+        <w:rPr>
+          <w:b/>
+          <w:bCs/>
+        </w:rPr>
+        <w:t xml:space="preserve"> chunked into {</w:t>
+      </w:r>
+      <w:proofErr w:type="spellStart"/>
+      <w:r>
+        <w:rPr>
+          <w:b/>
+          <w:bCs/>
+        </w:rPr>
+        <w:t>len</w:t>
+      </w:r>
+      <w:proofErr w:type="spellEnd"/>
+      <w:r>
+        <w:rPr>
+          <w:b/>
+          <w:bCs/>
+        </w:rPr>
+        <w:t>(chunks)} chunks")</w:t>
+      </w:r>
+    </w:p>
+    <w:p>
+      <w:pPr>
+        <w:rPr>
+          <w:b/>
+          <w:bCs/>
+        </w:rPr>
+      </w:pPr>
+    </w:p>
+    <w:p>
+      <w:pPr>
+        <w:rPr>
+          <w:b/>
+          <w:bCs/>
+        </w:rPr>
+      </w:pPr>
+      <w:r>
+        <w:rPr>
+          <w:b/>
+          <w:bCs/>
+        </w:rPr>
+        <w:t xml:space="preserve">        </w:t>
+      </w:r>
+      <w:proofErr w:type="spellStart"/>
+      <w:proofErr w:type="gramStart"/>
+      <w:r>
+        <w:rPr>
+          <w:b/>
+          <w:bCs/>
+        </w:rPr>
+        <w:t>self.vector</w:t>
+      </w:r>
+      <w:proofErr w:type="gramEnd"/>
+      <w:r>
+        <w:rPr>
+          <w:b/>
+          <w:bCs/>
+        </w:rPr>
+        <w:t>_store</w:t>
+      </w:r>
+      <w:proofErr w:type="spellEnd"/>
+      <w:r>
+        <w:rPr>
+          <w:b/>
+          <w:bCs/>
+        </w:rPr>
+        <w:t xml:space="preserve"> = </w:t>
+      </w:r>
+      <w:proofErr w:type="spellStart"/>
+      <w:proofErr w:type="gramStart"/>
+      <w:r>
+        <w:rPr>
+          <w:b/>
+          <w:bCs/>
+        </w:rPr>
+        <w:t>VectorStore</w:t>
+      </w:r>
+      <w:proofErr w:type="spellEnd"/>
+      <w:r>
+        <w:rPr>
+          <w:b/>
+          <w:bCs/>
+        </w:rPr>
+        <w:t>(</w:t>
+      </w:r>
+      <w:proofErr w:type="gramEnd"/>
+      <w:r>
+        <w:rPr>
+          <w:b/>
+          <w:bCs/>
+        </w:rPr>
+        <w:t>)</w:t>
+      </w:r>
+    </w:p>
+    <w:p>
+      <w:pPr>
+        <w:rPr>
+          <w:b/>
+          <w:bCs/>
+        </w:rPr>
+      </w:pPr>
+      <w:r>
+        <w:rPr>
+          <w:b/>
+          <w:bCs/>
+        </w:rPr>
+        <w:lastRenderedPageBreak/>
+        <w:t xml:space="preserve">        </w:t>
+      </w:r>
+      <w:proofErr w:type="spellStart"/>
+      <w:proofErr w:type="gramStart"/>
+      <w:r>
+        <w:rPr>
+          <w:b/>
+          <w:bCs/>
+        </w:rPr>
+        <w:t>self.vector</w:t>
+      </w:r>
+      <w:proofErr w:type="gramEnd"/>
+      <w:r>
+        <w:rPr>
+          <w:b/>
+          <w:bCs/>
+        </w:rPr>
+        <w:t>_</w:t>
+      </w:r>
+      <w:proofErr w:type="gramStart"/>
+      <w:r>
+        <w:rPr>
+          <w:b/>
+          <w:bCs/>
+        </w:rPr>
+        <w:t>store.build</w:t>
+      </w:r>
+      <w:proofErr w:type="gramEnd"/>
+      <w:r>
+        <w:rPr>
+          <w:b/>
+          <w:bCs/>
+        </w:rPr>
+        <w:t>_index</w:t>
+      </w:r>
+      <w:proofErr w:type="spellEnd"/>
+      <w:r>
+        <w:rPr>
+          <w:b/>
+          <w:bCs/>
+        </w:rPr>
+        <w:t>(chunks)</w:t>
+      </w:r>
+    </w:p>
+    <w:p>
+      <w:pPr>
+        <w:rPr>
+          <w:b/>
+          <w:bCs/>
+        </w:rPr>
+      </w:pPr>
+    </w:p>
+    <w:p>
+      <w:pPr>
+        <w:rPr>
+          <w:b/>
+          <w:bCs/>
+        </w:rPr>
+      </w:pPr>
+      <w:r>
+        <w:rPr>
+          <w:b/>
+          <w:bCs/>
+        </w:rPr>
+        <w:t xml:space="preserve">        </w:t>
+      </w:r>
+      <w:proofErr w:type="gramStart"/>
+      <w:r>
+        <w:rPr>
+          <w:b/>
+          <w:bCs/>
+        </w:rPr>
+        <w:t>print(</w:t>
+      </w:r>
+      <w:proofErr w:type="spellStart"/>
+      <w:proofErr w:type="gramEnd"/>
+      <w:r>
+        <w:rPr>
+          <w:b/>
+          <w:bCs/>
+        </w:rPr>
+        <w:t>f"Index</w:t>
+      </w:r>
+      <w:proofErr w:type="spellEnd"/>
+      <w:r>
+        <w:rPr>
+          <w:b/>
+          <w:bCs/>
+        </w:rPr>
+        <w:t xml:space="preserve"> built with {</w:t>
+      </w:r>
+      <w:proofErr w:type="spellStart"/>
+      <w:r>
+        <w:rPr>
+          <w:b/>
+          <w:bCs/>
+        </w:rPr>
+        <w:t>len</w:t>
+      </w:r>
+      <w:proofErr w:type="spellEnd"/>
+      <w:r>
+        <w:rPr>
+          <w:b/>
+          <w:bCs/>
+        </w:rPr>
+        <w:t>(chunks)} documents")</w:t>
+      </w:r>
+    </w:p>
+    <w:p>
+      <w:pPr>
+        <w:rPr>
+          <w:b/>
+          <w:bCs/>
+        </w:rPr>
+      </w:pPr>
+    </w:p>
+    <w:p>
+      <w:pPr>
+        <w:rPr>
+          <w:b/>
+          <w:bCs/>
+        </w:rPr>
+      </w:pPr>
+      <w:r>
+        <w:rPr>
+          <w:b/>
+          <w:bCs/>
+        </w:rPr>
+        <w:t xml:space="preserve">    def </w:t>
+      </w:r>
+      <w:proofErr w:type="gramStart"/>
+      <w:r>
+        <w:rPr>
+          <w:b/>
+          <w:bCs/>
+        </w:rPr>
+        <w:t>ask(</w:t>
+      </w:r>
+      <w:proofErr w:type="gramEnd"/>
+      <w:r>
+        <w:rPr>
+          <w:b/>
+          <w:bCs/>
+        </w:rPr>
+        <w:t>self, query):</w:t>
+      </w:r>
+    </w:p>
+    <w:p>
+      <w:pPr>
+        <w:rPr>
+          <w:b/>
+          <w:bCs/>
+        </w:rPr>
+      </w:pPr>
+    </w:p>
+    <w:p>
+      <w:pPr>
+        <w:rPr>
+          <w:b/>
+          <w:bCs/>
+        </w:rPr>
+      </w:pPr>
+      <w:r>
+        <w:rPr>
+          <w:b/>
+          <w:bCs/>
+        </w:rPr>
+        <w:t xml:space="preserve">        contexts = </w:t>
+      </w:r>
+      <w:proofErr w:type="gramStart"/>
+      <w:r>
+        <w:rPr>
+          <w:b/>
+          <w:bCs/>
+        </w:rPr>
+        <w:t>retrieve(</w:t>
+      </w:r>
+      <w:proofErr w:type="gramEnd"/>
+      <w:r>
+        <w:rPr>
+          <w:b/>
+          <w:bCs/>
+        </w:rPr>
+        <w:t xml:space="preserve">query, </w:t>
+      </w:r>
+      <w:proofErr w:type="spellStart"/>
+      <w:proofErr w:type="gramStart"/>
+      <w:r>
+        <w:rPr>
+          <w:b/>
+          <w:bCs/>
+        </w:rPr>
+        <w:t>self.vector</w:t>
+      </w:r>
+      <w:proofErr w:type="gramEnd"/>
+      <w:r>
+        <w:rPr>
+          <w:b/>
+          <w:bCs/>
+        </w:rPr>
+        <w:t>_store</w:t>
+      </w:r>
+      <w:proofErr w:type="spellEnd"/>
+      <w:r>
+        <w:rPr>
+          <w:b/>
+          <w:bCs/>
+        </w:rPr>
+        <w:t>)</w:t>
+      </w:r>
+    </w:p>
+    <w:p>
+      <w:pPr>
+        <w:rPr>
+          <w:b/>
+          <w:bCs/>
+        </w:rPr>
+      </w:pPr>
+    </w:p>
+    <w:p>
+      <w:pPr>
+        <w:rPr>
+          <w:b/>
+          <w:bCs/>
+        </w:rPr>
+      </w:pPr>
+      <w:r>
+        <w:rPr>
+          <w:b/>
+          <w:bCs/>
+        </w:rPr>
+        <w:t xml:space="preserve">        answer = </w:t>
+      </w:r>
+      <w:proofErr w:type="spellStart"/>
+      <w:r>
+        <w:rPr>
+          <w:b/>
+          <w:bCs/>
+        </w:rPr>
+        <w:t>generate_</w:t>
+      </w:r>
+      <w:proofErr w:type="gramStart"/>
+      <w:r>
+        <w:rPr>
+          <w:b/>
+          <w:bCs/>
+        </w:rPr>
+        <w:t>answer</w:t>
+      </w:r>
+      <w:proofErr w:type="spellEnd"/>
+      <w:r>
+        <w:rPr>
+          <w:b/>
+          <w:bCs/>
+        </w:rPr>
+        <w:t>(</w:t>
+      </w:r>
+      <w:proofErr w:type="gramEnd"/>
+      <w:r>
+        <w:rPr>
+          <w:b/>
+          <w:bCs/>
+        </w:rPr>
+        <w:t>query, contexts)</w:t>
+      </w:r>
+    </w:p>
+    <w:p>
+      <w:pPr>
+        <w:rPr>
+          <w:b/>
+          <w:bCs/>
+        </w:rPr>
+      </w:pPr>
+    </w:p>
+    <w:p>
+      <w:pPr>
+        <w:rPr>
+          <w:b/>
+          <w:bCs/>
+        </w:rPr>
+      </w:pPr>
+      <w:r>
+        <w:rPr>
+          <w:b/>
+          <w:bCs/>
+        </w:rPr>
+        <w:t xml:space="preserve">        return answer</w:t>
+      </w:r>
+    </w:p>
+    <w:p>
+      <w:pPr>
+        <w:rPr>
+          <w:b/>
+          <w:bCs/>
+        </w:rPr>
+      </w:pPr>
+      <w:r>
+        <w:rPr>
+          <w:b/>
+          <w:bCs/>
+        </w:rPr>
+        <w:pict w14:anchorId="673010A4">
+          <v:rect id="_x0000_i1139" style="width:0;height:1.5pt" o:hralign="center" o:hrstd="t" o:hr="t" fillcolor="#a0a0a0" stroked="f"/>
+        </w:pict>
+      </w:r>
+    </w:p>
+    <w:p>
+      <w:pPr>
+        <w:rPr>
+          <w:b/>
+          <w:bCs/>
+        </w:rPr>
+      </w:pPr>
+      <w:r>
+        <w:rPr>
+          <w:b/>
+          <w:bCs/>
+        </w:rPr>
+        <w:t>3️</w:t>
+      </w:r>
+      <w:r>
+        <w:rPr>
+          <w:rFonts w:ascii="Segoe UI Symbol" w:hAnsi="Segoe UI Symbol" w:cs="Segoe UI Symbol"/>
+          <w:b/>
+          <w:bCs/>
+        </w:rPr>
+        <w:t>⃣</w:t>
+      </w:r>
+      <w:r>
+        <w:rPr>
+          <w:b/>
+          <w:bCs/>
+        </w:rPr>
+        <w:t xml:space="preserve"> test_simple_rag.py (Original)</w:t>
+      </w:r>
+    </w:p>
+    <w:p>
+      <w:pPr>
+        <w:rPr>
+          <w:b/>
+          <w:bCs/>
+        </w:rPr>
+      </w:pPr>
+      <w:r>
+        <w:rPr>
+          <w:b/>
+          <w:bCs/>
+        </w:rPr>
+        <w:t xml:space="preserve">from </w:t>
+      </w:r>
+      <w:proofErr w:type="spellStart"/>
+      <w:r>
+        <w:rPr>
+          <w:b/>
+          <w:bCs/>
+        </w:rPr>
+        <w:t>pipeline.rag_pipeline</w:t>
+      </w:r>
+      <w:proofErr w:type="spellEnd"/>
+      <w:r>
+        <w:rPr>
+          <w:b/>
+          <w:bCs/>
+        </w:rPr>
+        <w:t xml:space="preserve"> import </w:t>
+      </w:r>
+      <w:proofErr w:type="spellStart"/>
+      <w:r>
+        <w:rPr>
+          <w:b/>
+          <w:bCs/>
+        </w:rPr>
+        <w:t>RAGPipeline</w:t>
+      </w:r>
+      <w:proofErr w:type="spellEnd"/>
+    </w:p>
+    <w:p>
+      <w:pPr>
+        <w:rPr>
+          <w:b/>
+          <w:bCs/>
+        </w:rPr>
+      </w:pPr>
+    </w:p>
+    <w:p>
+      <w:pPr>
+        <w:rPr>
+          <w:b/>
+          <w:bCs/>
+        </w:rPr>
+      </w:pPr>
+      <w:r>
+        <w:rPr>
+          <w:b/>
+          <w:bCs/>
+        </w:rPr>
+        <w:t xml:space="preserve">pipeline = </w:t>
+      </w:r>
+      <w:proofErr w:type="spellStart"/>
+      <w:r>
+        <w:rPr>
+          <w:b/>
+          <w:bCs/>
+        </w:rPr>
+        <w:t>RAGPipeline</w:t>
+      </w:r>
+      <w:proofErr w:type="spellEnd"/>
+      <w:r>
+        <w:rPr>
+          <w:b/>
+          <w:bCs/>
+        </w:rPr>
+        <w:t>("data/documents")</w:t>
+      </w:r>
+    </w:p>
+    <w:p>
+      <w:pPr>
+        <w:rPr>
+          <w:b/>
+          <w:bCs/>
+        </w:rPr>
+      </w:pPr>
+    </w:p>
+    <w:p>
+      <w:pPr>
+        <w:rPr>
+          <w:b/>
+          <w:bCs/>
+        </w:rPr>
+      </w:pPr>
+      <w:r>
+        <w:rPr>
+          <w:b/>
+          <w:bCs/>
+        </w:rPr>
+        <w:t>while True:</w:t>
+      </w:r>
+    </w:p>
+    <w:p>
+      <w:pPr>
+        <w:rPr>
+          <w:b/>
+          <w:bCs/>
+        </w:rPr>
+      </w:pPr>
+    </w:p>
+    <w:p>
+      <w:pPr>
+        <w:rPr>
+          <w:b/>
+          <w:bCs/>
+        </w:rPr>
+      </w:pPr>
+      <w:r>
+        <w:rPr>
+          <w:b/>
+          <w:bCs/>
+        </w:rPr>
+        <w:t xml:space="preserve">    query = </w:t>
+      </w:r>
+      <w:proofErr w:type="gramStart"/>
+      <w:r>
+        <w:rPr>
+          <w:b/>
+          <w:bCs/>
+        </w:rPr>
+        <w:t>input(</w:t>
+      </w:r>
+      <w:proofErr w:type="gramEnd"/>
+      <w:r>
+        <w:rPr>
+          <w:b/>
+          <w:bCs/>
+        </w:rPr>
+        <w:t>"\</w:t>
+      </w:r>
+      <w:proofErr w:type="spellStart"/>
+      <w:r>
+        <w:rPr>
+          <w:b/>
+          <w:bCs/>
+        </w:rPr>
+        <w:t>nQuestion</w:t>
+      </w:r>
+      <w:proofErr w:type="spellEnd"/>
+      <w:r>
+        <w:rPr>
+          <w:b/>
+          <w:bCs/>
+        </w:rPr>
+        <w:t>: ")</w:t>
+      </w:r>
+    </w:p>
+    <w:p>
+      <w:pPr>
+        <w:rPr>
+          <w:b/>
+          <w:bCs/>
+        </w:rPr>
+      </w:pPr>
+    </w:p>
+    <w:p>
+      <w:pPr>
+        <w:rPr>
+          <w:b/>
+          <w:bCs/>
+        </w:rPr>
+      </w:pPr>
+      <w:r>
+        <w:rPr>
+          <w:b/>
+          <w:bCs/>
+        </w:rPr>
+        <w:t xml:space="preserve">    result = </w:t>
+      </w:r>
+      <w:proofErr w:type="spellStart"/>
+      <w:r>
+        <w:rPr>
+          <w:b/>
+          <w:bCs/>
+        </w:rPr>
+        <w:t>pipeline.ask</w:t>
+      </w:r>
+      <w:proofErr w:type="spellEnd"/>
+      <w:r>
+        <w:rPr>
+          <w:b/>
+          <w:bCs/>
+        </w:rPr>
+        <w:t>(query)</w:t>
+      </w:r>
+    </w:p>
+    <w:p>
+      <w:pPr>
+        <w:rPr>
+          <w:b/>
+          <w:bCs/>
+        </w:rPr>
+      </w:pPr>
+    </w:p>
+    <w:p>
+      <w:pPr>
+        <w:rPr>
+          <w:b/>
+          <w:bCs/>
+        </w:rPr>
+      </w:pPr>
+      <w:r>
+        <w:rPr>
+          <w:b/>
+          <w:bCs/>
+        </w:rPr>
+        <w:t xml:space="preserve">    </w:t>
+      </w:r>
+      <w:proofErr w:type="gramStart"/>
+      <w:r>
+        <w:rPr>
+          <w:b/>
+          <w:bCs/>
+        </w:rPr>
+        <w:t>print(</w:t>
+      </w:r>
+      <w:proofErr w:type="gramEnd"/>
+      <w:r>
+        <w:rPr>
+          <w:b/>
+          <w:bCs/>
+        </w:rPr>
+        <w:t>"\</w:t>
+      </w:r>
+      <w:proofErr w:type="spellStart"/>
+      <w:r>
+        <w:rPr>
+          <w:b/>
+          <w:bCs/>
+        </w:rPr>
+        <w:t>nAnswer</w:t>
+      </w:r>
+      <w:proofErr w:type="spellEnd"/>
+      <w:r>
+        <w:rPr>
+          <w:b/>
+          <w:bCs/>
+        </w:rPr>
+        <w:t>:\n", result["answer"])</w:t>
+      </w:r>
+    </w:p>
+    <w:p>
+      <w:pPr>
+        <w:rPr>
+          <w:b/>
+          <w:bCs/>
+        </w:rPr>
+      </w:pPr>
+      <w:r>
+        <w:rPr>
+          <w:b/>
+          <w:bCs/>
+        </w:rPr>
+        <w:pict w14:anchorId="39FB4908">
+          <v:rect id="_x0000_i1140" style="width:0;height:1.5pt" o:hralign="center" o:hrstd="t" o:hr="t" fillcolor="#a0a0a0" stroked="f"/>
+        </w:pict>
+      </w:r>
+    </w:p>
+    <w:p>
+      <w:pPr>
+        <w:rPr>
+          <w:b/>
+          <w:bCs/>
+        </w:rPr>
+      </w:pPr>
+      <w:r>
+        <w:rPr>
+          <w:b/>
+          <w:bCs/>
+        </w:rPr>
+        <w:t>Original Phase-1 Architecture</w:t>
+      </w:r>
+    </w:p>
+    <w:p>
+      <w:pPr>
+        <w:rPr>
+          <w:b/>
+          <w:bCs/>
+        </w:rPr>
+      </w:pPr>
+      <w:r>
+        <w:rPr>
+          <w:b/>
+          <w:bCs/>
+        </w:rPr>
+        <w:t>Your system now behaves like a classic basic RAG:</w:t>
+      </w:r>
+    </w:p>
+    <w:p>
+      <w:pPr>
+        <w:rPr>
+          <w:b/>
+          <w:bCs/>
+        </w:rPr>
+      </w:pPr>
+      <w:r>
+        <w:rPr>
+          <w:b/>
+          <w:bCs/>
+        </w:rPr>
+        <w:t>User Query</w:t>
+      </w:r>
+    </w:p>
+    <w:p>
+      <w:pPr>
+        <w:rPr>
+          <w:b/>
+          <w:bCs/>
+        </w:rPr>
+      </w:pPr>
+      <w:r>
+        <w:rPr>
+          <w:b/>
+          <w:bCs/>
+        </w:rPr>
+        <w:lastRenderedPageBreak/>
+        <w:t>↓</w:t>
+      </w:r>
+    </w:p>
+    <w:p>
+      <w:pPr>
+        <w:rPr>
+          <w:b/>
+          <w:bCs/>
+        </w:rPr>
+      </w:pPr>
+      <w:r>
+        <w:rPr>
+          <w:b/>
+          <w:bCs/>
+        </w:rPr>
+        <w:t>Query Embedding</w:t>
+      </w:r>
+    </w:p>
+    <w:p>
+      <w:pPr>
+        <w:rPr>
+          <w:b/>
+          <w:bCs/>
+        </w:rPr>
+      </w:pPr>
+      <w:r>
+        <w:rPr>
+          <w:b/>
+          <w:bCs/>
+        </w:rPr>
+        <w:t>↓</w:t>
+      </w:r>
+    </w:p>
+    <w:p>
+      <w:pPr>
+        <w:rPr>
+          <w:b/>
+          <w:bCs/>
+        </w:rPr>
+      </w:pPr>
+      <w:r>
+        <w:rPr>
+          <w:b/>
+          <w:bCs/>
+        </w:rPr>
+        <w:t>FAISS Vector Search</w:t>
+      </w:r>
+    </w:p>
+    <w:p>
+      <w:pPr>
+        <w:rPr>
+          <w:b/>
+          <w:bCs/>
+        </w:rPr>
+      </w:pPr>
+      <w:r>
+        <w:rPr>
+          <w:b/>
+          <w:bCs/>
+        </w:rPr>
+        <w:t>↓</w:t>
+      </w:r>
+    </w:p>
+    <w:p>
+      <w:pPr>
+        <w:rPr>
+          <w:b/>
+          <w:bCs/>
+        </w:rPr>
+      </w:pPr>
+      <w:r>
+        <w:rPr>
+          <w:b/>
+          <w:bCs/>
+        </w:rPr>
+        <w:t>Top-k Context Chunks</w:t>
+      </w:r>
+    </w:p>
+    <w:p>
+      <w:pPr>
+        <w:rPr>
+          <w:b/>
+          <w:bCs/>
+        </w:rPr>
+      </w:pPr>
+      <w:r>
+        <w:rPr>
+          <w:b/>
+          <w:bCs/>
+        </w:rPr>
+        <w:t>↓</w:t>
+      </w:r>
+    </w:p>
+    <w:p>
+      <w:pPr>
+        <w:rPr>
+          <w:b/>
+          <w:bCs/>
+        </w:rPr>
+      </w:pPr>
+      <w:r>
+        <w:rPr>
+          <w:b/>
+          <w:bCs/>
+        </w:rPr>
+        <w:t>LLM Answer Generation</w:t>
+      </w:r>
+    </w:p>
+    <w:p>
+      <w:pPr>
+        <w:rPr>
+          <w:b/>
+          <w:bCs/>
+        </w:rPr>
+      </w:pPr>
+      <w:r>
+        <w:rPr>
+          <w:b/>
+          <w:bCs/>
+        </w:rPr>
+        <w:t>↓</w:t>
+      </w:r>
+    </w:p>
+    <w:p>
+      <w:pPr>
+        <w:rPr>
+          <w:b/>
+          <w:bCs/>
+        </w:rPr>
+      </w:pPr>
+      <w:r>
+        <w:rPr>
+          <w:b/>
+          <w:bCs/>
+        </w:rPr>
+        <w:t>Answer</w:t>
+      </w:r>
+    </w:p>
+    <w:p>
+      <w:pPr>
+        <w:rPr>
+          <w:b/>
+          <w:bCs/>
+        </w:rPr>
+      </w:pPr>
+      <w:r>
+        <w:rPr>
+          <w:b/>
+          <w:bCs/>
+        </w:rPr>
+        <w:t>No:</w:t>
       </w:r>
     </w:p>
     <w:p>
       <w:pPr>
         <w:numPr>
           <w:ilvl w:val="0"/>
-          <w:numId w:val="9"/>
+          <w:numId w:val="28"/>
         </w:numPr>
-      </w:pPr>
-      <w:r>
-        <w:t>TXT</w:t>
+        <w:rPr>
+          <w:b/>
+          <w:bCs/>
+        </w:rPr>
+      </w:pPr>
+      <w:r>
+        <w:rPr>
+          <w:b/>
+          <w:bCs/>
+        </w:rPr>
+        <w:t>verification</w:t>
       </w:r>
     </w:p>
     <w:p>
       <w:pPr>
         <w:numPr>
           <w:ilvl w:val="0"/>
-          <w:numId w:val="9"/>
+          <w:numId w:val="28"/>
         </w:numPr>
-      </w:pPr>
-      <w:r>
-        <w:t>PDF</w:t>
+        <w:rPr>
+          <w:b/>
+          <w:bCs/>
+        </w:rPr>
+      </w:pPr>
+      <w:r>
+        <w:rPr>
+          <w:b/>
+          <w:bCs/>
+        </w:rPr>
+        <w:t>confidence scoring</w:t>
       </w:r>
     </w:p>
     <w:p>
       <w:pPr>
         <w:numPr>
           <w:ilvl w:val="0"/>
-          <w:numId w:val="9"/>
+          <w:numId w:val="28"/>
         </w:numPr>
-      </w:pPr>
-      <w:r>
-        <w:t>DOCX</w:t>
-      </w:r>
-    </w:p>
-    <w:p>
-      <w:r>
-        <w:t>The loader automatically detects the file type and uses the appropriate extraction method.</w:t>
-      </w:r>
-    </w:p>
-    <w:p>
-      <w:r>
-        <w:t>Each document is stored in a structured format containing:</w:t>
+        <w:rPr>
+          <w:b/>
+          <w:bCs/>
+        </w:rPr>
+      </w:pPr>
+      <w:r>
+        <w:rPr>
+          <w:b/>
+          <w:bCs/>
+        </w:rPr>
+        <w:t>reflexion</w:t>
       </w:r>
     </w:p>
     <w:p>
       <w:pPr>
         <w:numPr>
           <w:ilvl w:val="0"/>
-          <w:numId w:val="10"/>
+          <w:numId w:val="28"/>
         </w:numPr>
-      </w:pPr>
-      <w:r>
-        <w:t>document ID</w:t>
+        <w:rPr>
+          <w:b/>
+          <w:bCs/>
+        </w:rPr>
+      </w:pPr>
+      <w:r>
+        <w:rPr>
+          <w:b/>
+          <w:bCs/>
+        </w:rPr>
+        <w:t>evidence mapping</w:t>
       </w:r>
     </w:p>
     <w:p>
       <w:pPr>
         <w:numPr>
           <w:ilvl w:val="0"/>
-          <w:numId w:val="10"/>
+          <w:numId w:val="28"/>
         </w:numPr>
-      </w:pPr>
-      <w:r>
-        <w:t>extracted text</w:t>
-      </w:r>
-    </w:p>
-    <w:p>
-      <w:r>
-        <w:t>The loader also includes error handling so that corrupted or unsupported files do not interrupt the pipeline.</w:t>
-      </w:r>
-    </w:p>
-    <w:p>
-      <w:r>
-        <w:t>Purpose:</w:t>
-      </w:r>
-    </w:p>
-    <w:p>
-      <w:r>
-        <w:t>This module prepares raw documents for further processing.</w:t>
-      </w:r>
-    </w:p>
-    <w:p>
-      <w:r>
-        <w:lastRenderedPageBreak/>
-        <w:pict w14:anchorId="16CDA866">
-          <v:rect id="_x0000_i1320" style="width:0;height:1.5pt" o:hralign="center" o:hrstd="t" o:hr="t" fillcolor="#a0a0a0" stroked="f"/>
+        <w:rPr>
+          <w:b/>
+          <w:bCs/>
+        </w:rPr>
+      </w:pPr>
+      <w:r>
+        <w:rPr>
+          <w:b/>
+          <w:bCs/>
+        </w:rPr>
+        <w:t>strict prompting</w:t>
+      </w:r>
+    </w:p>
+    <w:p>
+      <w:pPr>
+        <w:rPr>
+          <w:b/>
+          <w:bCs/>
+        </w:rPr>
+      </w:pPr>
+      <w:r>
+        <w:rPr>
+          <w:b/>
+          <w:bCs/>
+        </w:rPr>
+        <w:pict w14:anchorId="782D8F7F">
+          <v:rect id="_x0000_i1141" style="width:0;height:1.5pt" o:hralign="center" o:hrstd="t" o:hr="t" fillcolor="#a0a0a0" stroked="f"/>
         </w:pict>
       </w:r>
     </w:p>
@@ -233,130 +2717,230 @@
           <w:b/>
           <w:bCs/>
         </w:rPr>
-        <w:t>3. Document Chunking System</w:t>
-      </w:r>
-    </w:p>
-    <w:p>
-      <w:r>
-        <w:t>Documents are split into smaller overlapping segments to improve retrieval accuracy.</w:t>
-      </w:r>
-    </w:p>
-    <w:p>
-      <w:r>
-        <w:t>Chunk configuration:</w:t>
+        <w:t>Expected Output (Simple)</w:t>
+      </w:r>
+    </w:p>
+    <w:p>
+      <w:pPr>
+        <w:rPr>
+          <w:b/>
+          <w:bCs/>
+        </w:rPr>
+      </w:pPr>
+      <w:r>
+        <w:rPr>
+          <w:b/>
+          <w:bCs/>
+        </w:rPr>
+        <w:t>Example:</w:t>
+      </w:r>
+    </w:p>
+    <w:p>
+      <w:pPr>
+        <w:rPr>
+          <w:b/>
+          <w:bCs/>
+        </w:rPr>
+      </w:pPr>
+      <w:r>
+        <w:rPr>
+          <w:b/>
+          <w:bCs/>
+        </w:rPr>
+        <w:t>Question: what is glaucoma?</w:t>
+      </w:r>
+    </w:p>
+    <w:p>
+      <w:pPr>
+        <w:rPr>
+          <w:b/>
+          <w:bCs/>
+        </w:rPr>
+      </w:pPr>
+    </w:p>
+    <w:p>
+      <w:pPr>
+        <w:rPr>
+          <w:b/>
+          <w:bCs/>
+        </w:rPr>
+      </w:pPr>
+      <w:r>
+        <w:rPr>
+          <w:b/>
+          <w:bCs/>
+        </w:rPr>
+        <w:t>Answer:</w:t>
+      </w:r>
+    </w:p>
+    <w:p>
+      <w:pPr>
+        <w:rPr>
+          <w:b/>
+          <w:bCs/>
+        </w:rPr>
+      </w:pPr>
+      <w:r>
+        <w:rPr>
+          <w:b/>
+          <w:bCs/>
+        </w:rPr>
+        <w:t>Glaucoma is a group of eye diseases that damage the optic nerve and may lead to vision loss.</w:t>
+      </w:r>
+    </w:p>
+    <w:p>
+      <w:pPr>
+        <w:rPr>
+          <w:b/>
+          <w:bCs/>
+        </w:rPr>
+      </w:pPr>
+      <w:r>
+        <w:rPr>
+          <w:b/>
+          <w:bCs/>
+        </w:rPr>
+        <w:pict w14:anchorId="06E6E1F1">
+          <v:rect id="_x0000_i1142" style="width:0;height:1.5pt" o:hralign="center" o:hrstd="t" o:hr="t" fillcolor="#a0a0a0" stroked="f"/>
+        </w:pict>
+      </w:r>
+    </w:p>
+    <w:p>
+      <w:pPr>
+        <w:rPr>
+          <w:b/>
+          <w:bCs/>
+        </w:rPr>
+      </w:pPr>
+      <w:r>
+        <w:rPr>
+          <w:b/>
+          <w:bCs/>
+        </w:rPr>
+        <w:t>Why This Version Is Useful</w:t>
+      </w:r>
+    </w:p>
+    <w:p>
+      <w:pPr>
+        <w:rPr>
+          <w:b/>
+          <w:bCs/>
+        </w:rPr>
+      </w:pPr>
+      <w:r>
+        <w:rPr>
+          <w:b/>
+          <w:bCs/>
+        </w:rPr>
+        <w:t>This minimal version is ideal for:</w:t>
       </w:r>
     </w:p>
     <w:p>
       <w:pPr>
         <w:numPr>
           <w:ilvl w:val="0"/>
-          <w:numId w:val="11"/>
+          <w:numId w:val="29"/>
         </w:numPr>
-      </w:pPr>
-      <w:r>
-        <w:t>chunk size: approximately 500 characters</w:t>
+        <w:rPr>
+          <w:b/>
+          <w:bCs/>
+        </w:rPr>
+      </w:pPr>
+      <w:r>
+        <w:rPr>
+          <w:b/>
+          <w:bCs/>
+        </w:rPr>
+        <w:t>debugging retrieval</w:t>
       </w:r>
     </w:p>
     <w:p>
       <w:pPr>
         <w:numPr>
           <w:ilvl w:val="0"/>
-          <w:numId w:val="11"/>
+          <w:numId w:val="29"/>
         </w:numPr>
-      </w:pPr>
-      <w:r>
-        <w:t>overlap: approximately 100 characters</w:t>
-      </w:r>
-    </w:p>
-    <w:p>
-      <w:r>
-        <w:t>Each chunk stores the following metadata:</w:t>
+        <w:rPr>
+          <w:b/>
+          <w:bCs/>
+        </w:rPr>
+      </w:pPr>
+      <w:r>
+        <w:rPr>
+          <w:b/>
+          <w:bCs/>
+        </w:rPr>
+        <w:lastRenderedPageBreak/>
+        <w:t>testing chunking quality</w:t>
       </w:r>
     </w:p>
     <w:p>
       <w:pPr>
         <w:numPr>
           <w:ilvl w:val="0"/>
-          <w:numId w:val="12"/>
+          <w:numId w:val="29"/>
         </w:numPr>
-      </w:pPr>
-      <w:r>
-        <w:t>chunk ID</w:t>
+        <w:rPr>
+          <w:b/>
+          <w:bCs/>
+        </w:rPr>
+      </w:pPr>
+      <w:r>
+        <w:rPr>
+          <w:b/>
+          <w:bCs/>
+        </w:rPr>
+        <w:t>testing embedding performance</w:t>
       </w:r>
     </w:p>
     <w:p>
       <w:pPr>
         <w:numPr>
           <w:ilvl w:val="0"/>
-          <w:numId w:val="12"/>
+          <w:numId w:val="29"/>
         </w:numPr>
-      </w:pPr>
-      <w:r>
-        <w:t>source document ID</w:t>
-      </w:r>
-    </w:p>
-    <w:p>
-      <w:pPr>
-        <w:numPr>
-          <w:ilvl w:val="0"/>
-          <w:numId w:val="12"/>
-        </w:numPr>
-      </w:pPr>
-      <w:r>
-        <w:t>text content</w:t>
-      </w:r>
-    </w:p>
-    <w:p>
-      <w:pPr>
-        <w:numPr>
-          <w:ilvl w:val="0"/>
-          <w:numId w:val="12"/>
-        </w:numPr>
-      </w:pPr>
-      <w:r>
-        <w:t>starting position in the document</w:t>
-      </w:r>
-    </w:p>
-    <w:p>
-      <w:pPr>
-        <w:numPr>
-          <w:ilvl w:val="0"/>
-          <w:numId w:val="12"/>
-        </w:numPr>
-      </w:pPr>
-      <w:r>
-        <w:t>ending position in the document</w:t>
-      </w:r>
-    </w:p>
-    <w:p>
-      <w:r>
-        <w:t>Chunk overlap helps preserve context when information spans across chunk boundaries.</w:t>
-      </w:r>
-    </w:p>
-    <w:p>
-      <w:r>
-        <w:t>Purpose:</w:t>
-      </w:r>
-    </w:p>
-    <w:p>
-      <w:r>
-        <w:t xml:space="preserve">Chunking allows the retrieval system to locate </w:t>
-      </w:r>
-      <w:r>
-        <w:rPr>
-          <w:b/>
-          <w:bCs/>
-        </w:rPr>
-        <w:t>specific sections of documents rather than entire documents</w:t>
-      </w:r>
-      <w:r>
-        <w:t>, improving answer relevance.</w:t>
-      </w:r>
-    </w:p>
-    <w:p>
-      <w:r>
-        <w:pict w14:anchorId="6AC20CC5">
-          <v:rect id="_x0000_i1321" style="width:0;height:1.5pt" o:hralign="center" o:hrstd="t" o:hr="t" fillcolor="#a0a0a0" stroked="f"/>
+        <w:rPr>
+          <w:b/>
+          <w:bCs/>
+        </w:rPr>
+      </w:pPr>
+      <w:r>
+        <w:rPr>
+          <w:b/>
+          <w:bCs/>
+        </w:rPr>
+        <w:t>establishing a stable baseline</w:t>
+      </w:r>
+    </w:p>
+    <w:p>
+      <w:pPr>
+        <w:rPr>
+          <w:b/>
+          <w:bCs/>
+        </w:rPr>
+      </w:pPr>
+      <w:r>
+        <w:rPr>
+          <w:b/>
+          <w:bCs/>
+        </w:rPr>
+        <w:t>Most agentic RAG systems are built on top of exactly this base.</w:t>
+      </w:r>
+    </w:p>
+    <w:p>
+      <w:pPr>
+        <w:rPr>
+          <w:b/>
+          <w:bCs/>
+        </w:rPr>
+      </w:pPr>
+      <w:r>
+        <w:rPr>
+          <w:b/>
+          <w:bCs/>
+        </w:rPr>
+        <w:pict w14:anchorId="6276961E">
+          <v:rect id="_x0000_i1143" style="width:0;height:1.5pt" o:hralign="center" o:hrstd="t" o:hr="t" fillcolor="#a0a0a0" stroked="f"/>
         </w:pict>
       </w:r>
     </w:p>
@@ -372,1141 +2956,7 @@
           <w:b/>
           <w:bCs/>
         </w:rPr>
-        <w:t>4. Embedding Generation and Vector Indexing</w:t>
-      </w:r>
-    </w:p>
-    <w:p>
-      <w:r>
-        <w:t>Each chunk is converted into a numerical embedding vector using the embedding model.</w:t>
-      </w:r>
-    </w:p>
-    <w:p>
-      <w:r>
-        <w:t xml:space="preserve">These vectors are stored in a </w:t>
-      </w:r>
-      <w:r>
-        <w:rPr>
-          <w:b/>
-          <w:bCs/>
-        </w:rPr>
-        <w:t>FAISS index</w:t>
-      </w:r>
-      <w:r>
-        <w:t>, which enables efficient similarity search.</w:t>
-      </w:r>
-    </w:p>
-    <w:p>
-      <w:r>
-        <w:t>The indexing process performs the following steps:</w:t>
-      </w:r>
-    </w:p>
-    <w:p>
-      <w:pPr>
-        <w:numPr>
-          <w:ilvl w:val="0"/>
-          <w:numId w:val="13"/>
-        </w:numPr>
-      </w:pPr>
-      <w:r>
-        <w:t>Generate embeddings for each chunk</w:t>
-      </w:r>
-    </w:p>
-    <w:p>
-      <w:pPr>
-        <w:numPr>
-          <w:ilvl w:val="0"/>
-          <w:numId w:val="13"/>
-        </w:numPr>
-      </w:pPr>
-      <w:r>
-        <w:t>Store vectors in the FAISS index</w:t>
-      </w:r>
-    </w:p>
-    <w:p>
-      <w:pPr>
-        <w:numPr>
-          <w:ilvl w:val="0"/>
-          <w:numId w:val="13"/>
-        </w:numPr>
-      </w:pPr>
-      <w:r>
-        <w:t>Store corresponding chunk metadata</w:t>
-      </w:r>
-    </w:p>
-    <w:p>
-      <w:pPr>
-        <w:numPr>
-          <w:ilvl w:val="0"/>
-          <w:numId w:val="13"/>
-        </w:numPr>
-      </w:pPr>
-      <w:r>
-        <w:t>Track the number of indexed chunks</w:t>
-      </w:r>
-    </w:p>
-    <w:p>
-      <w:r>
-        <w:t>Purpose:</w:t>
-      </w:r>
-    </w:p>
-    <w:p>
-      <w:r>
-        <w:lastRenderedPageBreak/>
-        <w:t xml:space="preserve">This enables </w:t>
-      </w:r>
-      <w:r>
-        <w:rPr>
-          <w:b/>
-          <w:bCs/>
-        </w:rPr>
-        <w:t>semantic search</w:t>
-      </w:r>
-      <w:r>
-        <w:t>, allowing the system to retrieve relevant chunks even when the query wording differs from the document text.</w:t>
-      </w:r>
-    </w:p>
-    <w:p>
-      <w:r>
-        <w:pict w14:anchorId="3170D8DA">
-          <v:rect id="_x0000_i1322" style="width:0;height:1.5pt" o:hralign="center" o:hrstd="t" o:hr="t" fillcolor="#a0a0a0" stroked="f"/>
-        </w:pict>
-      </w:r>
-    </w:p>
-    <w:p>
-      <w:pPr>
-        <w:rPr>
-          <w:b/>
-          <w:bCs/>
-        </w:rPr>
-      </w:pPr>
-      <w:r>
-        <w:rPr>
-          <w:b/>
-          <w:bCs/>
-        </w:rPr>
-        <w:t>5. Vector Retriever</w:t>
-      </w:r>
-    </w:p>
-    <w:p>
-      <w:r>
-        <w:t>The vector retriever converts user queries into embeddings and searches the FAISS index.</w:t>
-      </w:r>
-    </w:p>
-    <w:p>
-      <w:r>
-        <w:t>Steps performed:</w:t>
-      </w:r>
-    </w:p>
-    <w:p>
-      <w:pPr>
-        <w:numPr>
-          <w:ilvl w:val="0"/>
-          <w:numId w:val="14"/>
-        </w:numPr>
-      </w:pPr>
-      <w:r>
-        <w:t>Generate query embedding</w:t>
-      </w:r>
-    </w:p>
-    <w:p>
-      <w:pPr>
-        <w:numPr>
-          <w:ilvl w:val="0"/>
-          <w:numId w:val="14"/>
-        </w:numPr>
-      </w:pPr>
-      <w:r>
-        <w:t>Perform nearest-neighbour search in the vector database</w:t>
-      </w:r>
-    </w:p>
-    <w:p>
-      <w:pPr>
-        <w:numPr>
-          <w:ilvl w:val="0"/>
-          <w:numId w:val="14"/>
-        </w:numPr>
-      </w:pPr>
-      <w:r>
-        <w:t>Retrieve the top-k most similar chunks</w:t>
-      </w:r>
-    </w:p>
-    <w:p>
-      <w:r>
-        <w:t>Purpose:</w:t>
-      </w:r>
-    </w:p>
-    <w:p>
-      <w:r>
-        <w:t>This module performs semantic matching between user queries and document chunks.</w:t>
-      </w:r>
-    </w:p>
-    <w:p>
-      <w:r>
-        <w:pict w14:anchorId="513C03A1">
-          <v:rect id="_x0000_i1323" style="width:0;height:1.5pt" o:hralign="center" o:hrstd="t" o:hr="t" fillcolor="#a0a0a0" stroked="f"/>
-        </w:pict>
-      </w:r>
-    </w:p>
-    <w:p>
-      <w:pPr>
-        <w:rPr>
-          <w:b/>
-          <w:bCs/>
-        </w:rPr>
-      </w:pPr>
-      <w:r>
-        <w:rPr>
-          <w:b/>
-          <w:bCs/>
-        </w:rPr>
-        <w:t>6. Retrieval Module</w:t>
-      </w:r>
-    </w:p>
-    <w:p>
-      <w:r>
-        <w:t>The retrieval module acts as a wrapper around the vector search system.</w:t>
-      </w:r>
-    </w:p>
-    <w:p>
-      <w:r>
-        <w:t>It performs the following operations:</w:t>
-      </w:r>
-    </w:p>
-    <w:p>
-      <w:pPr>
-        <w:numPr>
-          <w:ilvl w:val="0"/>
-          <w:numId w:val="15"/>
-        </w:numPr>
-      </w:pPr>
-      <w:r>
-        <w:t>receives user query</w:t>
-      </w:r>
-    </w:p>
-    <w:p>
-      <w:pPr>
-        <w:numPr>
-          <w:ilvl w:val="0"/>
-          <w:numId w:val="15"/>
-        </w:numPr>
-      </w:pPr>
-      <w:r>
-        <w:t>generates query embedding</w:t>
-      </w:r>
-    </w:p>
-    <w:p>
-      <w:pPr>
-        <w:numPr>
-          <w:ilvl w:val="0"/>
-          <w:numId w:val="15"/>
-        </w:numPr>
-      </w:pPr>
-      <w:r>
-        <w:t>performs FAISS similarity search</w:t>
-      </w:r>
-    </w:p>
-    <w:p>
-      <w:pPr>
-        <w:numPr>
-          <w:ilvl w:val="0"/>
-          <w:numId w:val="15"/>
-        </w:numPr>
-      </w:pPr>
-      <w:r>
-        <w:t>returns the top-k relevant chunks</w:t>
-      </w:r>
-    </w:p>
-    <w:p>
-      <w:r>
-        <w:t xml:space="preserve">Since hybrid retrieval has been removed, the retrieval layer now performs </w:t>
-      </w:r>
-      <w:r>
-        <w:rPr>
-          <w:b/>
-          <w:bCs/>
-        </w:rPr>
-        <w:t>pure vector search</w:t>
-      </w:r>
-      <w:r>
-        <w:t>.</w:t>
-      </w:r>
-    </w:p>
-    <w:p>
-      <w:r>
-        <w:t>Purpose:</w:t>
-      </w:r>
-    </w:p>
-    <w:p>
-      <w:r>
-        <w:t>This simplifies the architecture while maintaining strong retrieval performance for conceptual queries.</w:t>
-      </w:r>
-    </w:p>
-    <w:p>
-      <w:r>
-        <w:pict w14:anchorId="06640891">
-          <v:rect id="_x0000_i1324" style="width:0;height:1.5pt" o:hralign="center" o:hrstd="t" o:hr="t" fillcolor="#a0a0a0" stroked="f"/>
-        </w:pict>
-      </w:r>
-    </w:p>
-    <w:p>
-      <w:pPr>
-        <w:rPr>
-          <w:b/>
-          <w:bCs/>
-        </w:rPr>
-      </w:pPr>
-      <w:r>
-        <w:rPr>
-          <w:b/>
-          <w:bCs/>
-        </w:rPr>
-        <w:t>7. Answer Generation Agent</w:t>
-      </w:r>
-    </w:p>
-    <w:p>
-      <w:r>
-        <w:t>The answer generation component produces responses based on retrieved document chunks.</w:t>
-      </w:r>
-    </w:p>
-    <w:p>
-      <w:r>
-        <w:lastRenderedPageBreak/>
-        <w:t>Steps performed:</w:t>
-      </w:r>
-    </w:p>
-    <w:p>
-      <w:pPr>
-        <w:numPr>
-          <w:ilvl w:val="0"/>
-          <w:numId w:val="16"/>
-        </w:numPr>
-      </w:pPr>
-      <w:r>
-        <w:t>Combine retrieved chunks into a context block</w:t>
-      </w:r>
-    </w:p>
-    <w:p>
-      <w:pPr>
-        <w:numPr>
-          <w:ilvl w:val="0"/>
-          <w:numId w:val="16"/>
-        </w:numPr>
-      </w:pPr>
-      <w:r>
-        <w:t>Provide context and user query to the LLM</w:t>
-      </w:r>
-    </w:p>
-    <w:p>
-      <w:pPr>
-        <w:numPr>
-          <w:ilvl w:val="0"/>
-          <w:numId w:val="16"/>
-        </w:numPr>
-      </w:pPr>
-      <w:r>
-        <w:t>Generate an answer grounded in the retrieved evidence</w:t>
-      </w:r>
-    </w:p>
-    <w:p>
-      <w:pPr>
-        <w:numPr>
-          <w:ilvl w:val="0"/>
-          <w:numId w:val="16"/>
-        </w:numPr>
-      </w:pPr>
-      <w:r>
-        <w:t>Return the result in structured JSON format</w:t>
-      </w:r>
-    </w:p>
-    <w:p>
-      <w:r>
-        <w:t>The output includes:</w:t>
-      </w:r>
-    </w:p>
-    <w:p>
-      <w:pPr>
-        <w:numPr>
-          <w:ilvl w:val="0"/>
-          <w:numId w:val="17"/>
-        </w:numPr>
-      </w:pPr>
-      <w:r>
-        <w:t>generated answer</w:t>
-      </w:r>
-    </w:p>
-    <w:p>
-      <w:pPr>
-        <w:numPr>
-          <w:ilvl w:val="0"/>
-          <w:numId w:val="17"/>
-        </w:numPr>
-      </w:pPr>
-      <w:r>
-        <w:t>list of supporting chunk IDs</w:t>
-      </w:r>
-    </w:p>
-    <w:p>
-      <w:r>
-        <w:t>Purpose:</w:t>
-      </w:r>
-    </w:p>
-    <w:p>
-      <w:r>
-        <w:t>This converts retrieved information into a coherent natural language response.</w:t>
-      </w:r>
-    </w:p>
-    <w:p>
-      <w:r>
-        <w:pict w14:anchorId="46A94452">
-          <v:rect id="_x0000_i1325" style="width:0;height:1.5pt" o:hralign="center" o:hrstd="t" o:hr="t" fillcolor="#a0a0a0" stroked="f"/>
-        </w:pict>
-      </w:r>
-    </w:p>
-    <w:p>
-      <w:pPr>
-        <w:rPr>
-          <w:b/>
-          <w:bCs/>
-        </w:rPr>
-      </w:pPr>
-      <w:r>
-        <w:rPr>
-          <w:b/>
-          <w:bCs/>
-        </w:rPr>
-        <w:t>8. RAG Pipeline</w:t>
-      </w:r>
-    </w:p>
-    <w:p>
-      <w:r>
-        <w:t>The pipeline module integrates all system components into a single workflow.</w:t>
-      </w:r>
-    </w:p>
-    <w:p>
-      <w:r>
-        <w:t>The pipeline performs:</w:t>
-      </w:r>
-    </w:p>
-    <w:p>
-      <w:pPr>
-        <w:numPr>
-          <w:ilvl w:val="0"/>
-          <w:numId w:val="18"/>
-        </w:numPr>
-      </w:pPr>
-      <w:r>
-        <w:t>Document loading</w:t>
-      </w:r>
-    </w:p>
-    <w:p>
-      <w:pPr>
-        <w:numPr>
-          <w:ilvl w:val="0"/>
-          <w:numId w:val="18"/>
-        </w:numPr>
-      </w:pPr>
-      <w:r>
-        <w:t>Document chunking</w:t>
-      </w:r>
-    </w:p>
-    <w:p>
-      <w:pPr>
-        <w:numPr>
-          <w:ilvl w:val="0"/>
-          <w:numId w:val="18"/>
-        </w:numPr>
-      </w:pPr>
-      <w:r>
-        <w:t>Embedding generation</w:t>
-      </w:r>
-    </w:p>
-    <w:p>
-      <w:pPr>
-        <w:numPr>
-          <w:ilvl w:val="0"/>
-          <w:numId w:val="18"/>
-        </w:numPr>
-      </w:pPr>
-      <w:r>
-        <w:t>FAISS index construction</w:t>
-      </w:r>
-    </w:p>
-    <w:p>
-      <w:pPr>
-        <w:numPr>
-          <w:ilvl w:val="0"/>
-          <w:numId w:val="18"/>
-        </w:numPr>
-      </w:pPr>
-      <w:r>
-        <w:t>Query retrieval</w:t>
-      </w:r>
-    </w:p>
-    <w:p>
-      <w:pPr>
-        <w:numPr>
-          <w:ilvl w:val="0"/>
-          <w:numId w:val="18"/>
-        </w:numPr>
-      </w:pPr>
-      <w:r>
-        <w:t>Answer generation</w:t>
-      </w:r>
-    </w:p>
-    <w:p>
-      <w:r>
-        <w:t xml:space="preserve">This pipeline forms the </w:t>
-      </w:r>
-      <w:r>
-        <w:rPr>
-          <w:b/>
-          <w:bCs/>
-        </w:rPr>
-        <w:t>end-to-end RAG system</w:t>
-      </w:r>
-      <w:r>
-        <w:t>.</w:t>
-      </w:r>
-    </w:p>
-    <w:p>
-      <w:r>
-        <w:pict w14:anchorId="66AEC69E">
-          <v:rect id="_x0000_i1326" style="width:0;height:1.5pt" o:hralign="center" o:hrstd="t" o:hr="t" fillcolor="#a0a0a0" stroked="f"/>
-        </w:pict>
-      </w:r>
-    </w:p>
-    <w:p>
-      <w:pPr>
-        <w:rPr>
-          <w:b/>
-          <w:bCs/>
-        </w:rPr>
-      </w:pPr>
-      <w:r>
-        <w:rPr>
-          <w:b/>
-          <w:bCs/>
-        </w:rPr>
-        <w:t>9. Test Interface</w:t>
-      </w:r>
-    </w:p>
-    <w:p>
-      <w:r>
-        <w:t>A command-line test interface allows users to interact with the system.</w:t>
-      </w:r>
-    </w:p>
-    <w:p>
-      <w:r>
-        <w:t>Users can:</w:t>
-      </w:r>
-    </w:p>
-    <w:p>
-      <w:pPr>
-        <w:numPr>
-          <w:ilvl w:val="0"/>
-          <w:numId w:val="19"/>
-        </w:numPr>
-      </w:pPr>
-      <w:r>
-        <w:t>enter queries</w:t>
-      </w:r>
-    </w:p>
-    <w:p>
-      <w:pPr>
-        <w:numPr>
-          <w:ilvl w:val="0"/>
-          <w:numId w:val="19"/>
-        </w:numPr>
-      </w:pPr>
-      <w:r>
-        <w:t>retrieve answers based on uploaded documents</w:t>
-      </w:r>
-    </w:p>
-    <w:p>
-      <w:r>
-        <w:t>This interface is currently used for testing and debugging.</w:t>
-      </w:r>
-    </w:p>
-    <w:p>
-      <w:r>
-        <w:lastRenderedPageBreak/>
-        <w:pict w14:anchorId="5A068A84">
-          <v:rect id="_x0000_i1327" style="width:0;height:1.5pt" o:hralign="center" o:hrstd="t" o:hr="t" fillcolor="#a0a0a0" stroked="f"/>
-        </w:pict>
-      </w:r>
-    </w:p>
-    <w:p>
-      <w:pPr>
-        <w:rPr>
-          <w:b/>
-          <w:bCs/>
-        </w:rPr>
-      </w:pPr>
-      <w:r>
-        <w:rPr>
-          <w:b/>
-          <w:bCs/>
-        </w:rPr>
-        <w:t>Current System Workflow</w:t>
-      </w:r>
-    </w:p>
-    <w:p>
-      <w:r>
-        <w:t>The current system operates as follows:</w:t>
-      </w:r>
-    </w:p>
-    <w:p>
-      <w:r>
-        <w:t>User Query</w:t>
-      </w:r>
-      <w:r>
-        <w:br/>
-        <w:t>↓</w:t>
-      </w:r>
-      <w:r>
-        <w:br/>
-        <w:t>Query Embedding Generation</w:t>
-      </w:r>
-      <w:r>
-        <w:br/>
-        <w:t>↓</w:t>
-      </w:r>
-      <w:r>
-        <w:br/>
-        <w:t>FAISS Vector Search</w:t>
-      </w:r>
-      <w:r>
-        <w:br/>
-        <w:t>↓</w:t>
-      </w:r>
-      <w:r>
-        <w:br/>
-        <w:t>Top-k Chunk Retrieval</w:t>
-      </w:r>
-      <w:r>
-        <w:br/>
-        <w:t>↓</w:t>
-      </w:r>
-      <w:r>
-        <w:br/>
-        <w:t>Context Construction</w:t>
-      </w:r>
-      <w:r>
-        <w:br/>
-        <w:t>↓</w:t>
-      </w:r>
-      <w:r>
-        <w:br/>
-        <w:t>LLM Answer Generation</w:t>
-      </w:r>
-      <w:r>
-        <w:br/>
-        <w:t>↓</w:t>
-      </w:r>
-      <w:r>
-        <w:br/>
-        <w:t>Structured JSON Output</w:t>
-      </w:r>
-    </w:p>
-    <w:p>
-      <w:r>
-        <w:pict w14:anchorId="47FCD21A">
-          <v:rect id="_x0000_i1328" style="width:0;height:1.5pt" o:hralign="center" o:hrstd="t" o:hr="t" fillcolor="#a0a0a0" stroked="f"/>
-        </w:pict>
-      </w:r>
-    </w:p>
-    <w:p>
-      <w:pPr>
-        <w:rPr>
-          <w:b/>
-          <w:bCs/>
-        </w:rPr>
-      </w:pPr>
-      <w:r>
-        <w:rPr>
-          <w:b/>
-          <w:bCs/>
-        </w:rPr>
-        <w:t>Features Implemented</w:t>
-      </w:r>
-    </w:p>
-    <w:p>
-      <w:r>
-        <w:t>The system currently supports:</w:t>
-      </w:r>
-    </w:p>
-    <w:p>
-      <w:r>
-        <w:t>Multi-format document ingestion</w:t>
-      </w:r>
-      <w:r>
-        <w:br/>
-        <w:t>Document chunking with overlap</w:t>
-      </w:r>
-      <w:r>
-        <w:br/>
-        <w:t>Embedding generation</w:t>
-      </w:r>
-      <w:r>
-        <w:br/>
-        <w:t>FAISS vector indexing</w:t>
-      </w:r>
-      <w:r>
-        <w:br/>
-        <w:t>Semantic similarity search</w:t>
-      </w:r>
-      <w:r>
-        <w:br/>
-        <w:t>Vector-based retrieval</w:t>
-      </w:r>
-      <w:r>
-        <w:br/>
-        <w:t>Context-based answer generation</w:t>
-      </w:r>
-      <w:r>
-        <w:br/>
-        <w:t>Structured JSON outputs</w:t>
-      </w:r>
-    </w:p>
-    <w:p>
-      <w:r>
-        <w:pict w14:anchorId="49151BB7">
-          <v:rect id="_x0000_i1329" style="width:0;height:1.5pt" o:hralign="center" o:hrstd="t" o:hr="t" fillcolor="#a0a0a0" stroked="f"/>
-        </w:pict>
-      </w:r>
-    </w:p>
-    <w:p>
-      <w:pPr>
-        <w:rPr>
-          <w:b/>
-          <w:bCs/>
-        </w:rPr>
-      </w:pPr>
-      <w:r>
-        <w:rPr>
-          <w:b/>
-          <w:bCs/>
-        </w:rPr>
-        <w:t>Components Removed</w:t>
-      </w:r>
-    </w:p>
-    <w:p>
-      <w:r>
-        <w:t>Hybrid retrieval has been removed from the system.</w:t>
-      </w:r>
-    </w:p>
-    <w:p>
-      <w:r>
-        <w:t>Removed components include:</w:t>
-      </w:r>
-    </w:p>
-    <w:p>
-      <w:r>
-        <w:t>BM25 keyword retriever</w:t>
-      </w:r>
-      <w:r>
-        <w:br/>
-        <w:t>Hybrid retrieval module</w:t>
-      </w:r>
-      <w:r>
-        <w:br/>
-        <w:t>Retrieval strategy switching</w:t>
-      </w:r>
-    </w:p>
-    <w:p>
-      <w:r>
-        <w:t xml:space="preserve">The system now relies entirely on </w:t>
-      </w:r>
-      <w:r>
-        <w:rPr>
-          <w:b/>
-          <w:bCs/>
-        </w:rPr>
-        <w:t>semantic vector retrieval</w:t>
-      </w:r>
-      <w:r>
-        <w:t>.</w:t>
-      </w:r>
-    </w:p>
-    <w:p>
-      <w:r>
-        <w:lastRenderedPageBreak/>
-        <w:pict w14:anchorId="49D52760">
-          <v:rect id="_x0000_i1330" style="width:0;height:1.5pt" o:hralign="center" o:hrstd="t" o:hr="t" fillcolor="#a0a0a0" stroked="f"/>
-        </w:pict>
-      </w:r>
-    </w:p>
-    <w:p>
-      <w:pPr>
-        <w:rPr>
-          <w:b/>
-          <w:bCs/>
-        </w:rPr>
-      </w:pPr>
-      <w:r>
-        <w:rPr>
-          <w:b/>
-          <w:bCs/>
-        </w:rPr>
-        <w:t>Advantages of the Current Architecture</w:t>
-      </w:r>
-    </w:p>
-    <w:p>
-      <w:r>
-        <w:t>The simplified architecture provides several benefits:</w:t>
-      </w:r>
-    </w:p>
-    <w:p>
-      <w:r>
-        <w:t>Lower system complexity</w:t>
-      </w:r>
-      <w:r>
-        <w:br/>
-        <w:t>Easier debugging</w:t>
-      </w:r>
-      <w:r>
-        <w:br/>
-        <w:t>Cleaner retrieval pipeline</w:t>
-      </w:r>
-      <w:r>
-        <w:br/>
-        <w:t>Reduced dependency management</w:t>
-      </w:r>
-      <w:r>
-        <w:br/>
-        <w:t>Simpler integration of agent modules</w:t>
-      </w:r>
-    </w:p>
-    <w:p>
-      <w:r>
-        <w:t xml:space="preserve">This makes it easier to build the upcoming </w:t>
-      </w:r>
-      <w:r>
-        <w:rPr>
-          <w:b/>
-          <w:bCs/>
-        </w:rPr>
-        <w:t>agentic reasoning layer</w:t>
-      </w:r>
-      <w:r>
-        <w:t>.</w:t>
-      </w:r>
-    </w:p>
-    <w:p>
-      <w:r>
-        <w:pict w14:anchorId="11547D4C">
-          <v:rect id="_x0000_i1331" style="width:0;height:1.5pt" o:hralign="center" o:hrstd="t" o:hr="t" fillcolor="#a0a0a0" stroked="f"/>
-        </w:pict>
-      </w:r>
-    </w:p>
-    <w:p>
-      <w:pPr>
-        <w:rPr>
-          <w:b/>
-          <w:bCs/>
-        </w:rPr>
-      </w:pPr>
-      <w:r>
-        <w:rPr>
-          <w:b/>
-          <w:bCs/>
-        </w:rPr>
-        <w:t>Components Yet to Be Implemented</w:t>
-      </w:r>
-    </w:p>
-    <w:p>
-      <w:r>
-        <w:t xml:space="preserve">The next development phase focuses on adding </w:t>
-      </w:r>
-      <w:r>
-        <w:rPr>
-          <w:b/>
-          <w:bCs/>
-        </w:rPr>
-        <w:t>agent-based reasoning and self-improvement</w:t>
-      </w:r>
-      <w:r>
-        <w:t>.</w:t>
-      </w:r>
-    </w:p>
-    <w:p>
-      <w:r>
-        <w:t>Planned modules include:</w:t>
-      </w:r>
-    </w:p>
-    <w:p>
-      <w:r>
-        <w:t>Verification Agent (Reflection)</w:t>
-      </w:r>
-    </w:p>
-    <w:p>
-      <w:pPr>
-        <w:numPr>
-          <w:ilvl w:val="0"/>
-          <w:numId w:val="20"/>
-        </w:numPr>
-      </w:pPr>
-      <w:r>
-        <w:t>analyse generated answers</w:t>
-      </w:r>
-    </w:p>
-    <w:p>
-      <w:pPr>
-        <w:numPr>
-          <w:ilvl w:val="0"/>
-          <w:numId w:val="20"/>
-        </w:numPr>
-      </w:pPr>
-      <w:r>
-        <w:t>detect missing information</w:t>
-      </w:r>
-    </w:p>
-    <w:p>
-      <w:pPr>
-        <w:numPr>
-          <w:ilvl w:val="0"/>
-          <w:numId w:val="20"/>
-        </w:numPr>
-      </w:pPr>
-      <w:r>
-        <w:t>identify conflicting evidence</w:t>
-      </w:r>
-    </w:p>
-    <w:p>
-      <w:pPr>
-        <w:numPr>
-          <w:ilvl w:val="0"/>
-          <w:numId w:val="20"/>
-        </w:numPr>
-      </w:pPr>
-      <w:r>
-        <w:t>compute confidence score</w:t>
-      </w:r>
-    </w:p>
-    <w:p>
-      <w:r>
-        <w:t>Reflexion Agent</w:t>
-      </w:r>
-    </w:p>
-    <w:p>
-      <w:pPr>
-        <w:numPr>
-          <w:ilvl w:val="0"/>
-          <w:numId w:val="21"/>
-        </w:numPr>
-      </w:pPr>
-      <w:r>
-        <w:t>rewrite queries to improve retrieval</w:t>
-      </w:r>
-    </w:p>
-    <w:p>
-      <w:pPr>
-        <w:numPr>
-          <w:ilvl w:val="0"/>
-          <w:numId w:val="21"/>
-        </w:numPr>
-      </w:pPr>
-      <w:r>
-        <w:t>trigger additional retrieval attempts</w:t>
-      </w:r>
-    </w:p>
-    <w:p>
-      <w:r>
-        <w:t>Creative Refinement Agent</w:t>
-      </w:r>
-    </w:p>
-    <w:p>
-      <w:pPr>
-        <w:numPr>
-          <w:ilvl w:val="0"/>
-          <w:numId w:val="22"/>
-        </w:numPr>
-      </w:pPr>
-      <w:r>
-        <w:t>improve generative responses</w:t>
-      </w:r>
-    </w:p>
-    <w:p>
-      <w:pPr>
-        <w:numPr>
-          <w:ilvl w:val="0"/>
-          <w:numId w:val="22"/>
-        </w:numPr>
-      </w:pPr>
-      <w:r>
-        <w:t>incorporate verification feedback</w:t>
-      </w:r>
-    </w:p>
-    <w:p>
-      <w:r>
-        <w:t>Agent Loop Control</w:t>
-      </w:r>
-    </w:p>
-    <w:p>
-      <w:pPr>
-        <w:numPr>
-          <w:ilvl w:val="0"/>
-          <w:numId w:val="23"/>
-        </w:numPr>
-      </w:pPr>
-      <w:r>
-        <w:t>limit reflection and reflexion iterations</w:t>
-      </w:r>
-    </w:p>
-    <w:p>
-      <w:r>
-        <w:t>Confidence Scoring</w:t>
-      </w:r>
-    </w:p>
-    <w:p>
-      <w:pPr>
-        <w:numPr>
-          <w:ilvl w:val="0"/>
-          <w:numId w:val="24"/>
-        </w:numPr>
-      </w:pPr>
-      <w:r>
-        <w:t>derived from missing evidence analysis</w:t>
-      </w:r>
-    </w:p>
-    <w:p>
-      <w:r>
-        <w:lastRenderedPageBreak/>
-        <w:t>Contradiction Detection</w:t>
-      </w:r>
-    </w:p>
-    <w:p>
-      <w:pPr>
-        <w:numPr>
-          <w:ilvl w:val="0"/>
-          <w:numId w:val="25"/>
-        </w:numPr>
-      </w:pPr>
-      <w:r>
-        <w:t>identify disagreements across sources</w:t>
-      </w:r>
-    </w:p>
-    <w:p>
-      <w:r>
-        <w:pict w14:anchorId="715783E7">
-          <v:rect id="_x0000_i1332" style="width:0;height:1.5pt" o:hralign="center" o:hrstd="t" o:hr="t" fillcolor="#a0a0a0" stroked="f"/>
-        </w:pict>
-      </w:r>
-    </w:p>
-    <w:p>
-      <w:pPr>
-        <w:rPr>
-          <w:b/>
-          <w:bCs/>
-        </w:rPr>
-      </w:pPr>
-      <w:r>
-        <w:rPr>
-          <w:b/>
-          <w:bCs/>
-        </w:rPr>
-        <w:t>Current Development Status</w:t>
-      </w:r>
-    </w:p>
-    <w:p>
-      <w:r>
-        <w:t xml:space="preserve">The project has completed the </w:t>
-      </w:r>
-      <w:r>
-        <w:rPr>
-          <w:b/>
-          <w:bCs/>
-        </w:rPr>
-        <w:t>core RAG infrastructure stage</w:t>
-      </w:r>
-      <w:r>
-        <w:t>, including:</w:t>
-      </w:r>
-    </w:p>
-    <w:p>
-      <w:pPr>
-        <w:numPr>
-          <w:ilvl w:val="0"/>
-          <w:numId w:val="26"/>
-        </w:numPr>
-      </w:pPr>
-      <w:r>
-        <w:t>document ingestion</w:t>
-      </w:r>
-    </w:p>
-    <w:p>
-      <w:pPr>
-        <w:numPr>
-          <w:ilvl w:val="0"/>
-          <w:numId w:val="26"/>
-        </w:numPr>
-      </w:pPr>
-      <w:r>
-        <w:t>chunking</w:t>
-      </w:r>
-    </w:p>
-    <w:p>
-      <w:pPr>
-        <w:numPr>
-          <w:ilvl w:val="0"/>
-          <w:numId w:val="26"/>
-        </w:numPr>
-      </w:pPr>
-      <w:r>
-        <w:t>embedding generation</w:t>
-      </w:r>
-    </w:p>
-    <w:p>
-      <w:pPr>
-        <w:numPr>
-          <w:ilvl w:val="0"/>
-          <w:numId w:val="26"/>
-        </w:numPr>
-      </w:pPr>
-      <w:r>
-        <w:t>vector indexing</w:t>
-      </w:r>
-    </w:p>
-    <w:p>
-      <w:pPr>
-        <w:numPr>
-          <w:ilvl w:val="0"/>
-          <w:numId w:val="26"/>
-        </w:numPr>
-      </w:pPr>
-      <w:r>
-        <w:t>semantic retrieval</w:t>
-      </w:r>
-    </w:p>
-    <w:p>
-      <w:pPr>
-        <w:numPr>
-          <w:ilvl w:val="0"/>
-          <w:numId w:val="26"/>
-        </w:numPr>
-      </w:pPr>
-      <w:r>
-        <w:t>answer generation</w:t>
-      </w:r>
-    </w:p>
-    <w:p>
-      <w:r>
-        <w:t>The system can now successfully answer questions using uploaded documents.</w:t>
-      </w:r>
-    </w:p>
-    <w:p>
-      <w:r>
-        <w:t xml:space="preserve">The next stage will transform this into an </w:t>
-      </w:r>
-      <w:r>
-        <w:rPr>
-          <w:b/>
-          <w:bCs/>
-        </w:rPr>
-        <w:t>agentic RAG system</w:t>
-      </w:r>
-      <w:r>
-        <w:t xml:space="preserve"> by adding reflection, reflexion, and refinement agents.</w:t>
+        <w:t>If you'd like, I can also show you the one tiny improvement that almost every production RAG system adds to this simple pipeline before adding agents (it improves answer quality significantly).</w:t>
       </w:r>
     </w:p>
     <w:p/>
@@ -1523,6 +2973,155 @@
 <file path=word/numbering.xml><?xml version="1.0" encoding="utf-8"?>
 <w:numbering xmlns:wpc="http://schemas.microsoft.com/office/word/2010/wordprocessingCanvas" xmlns:cx="http://schemas.microsoft.com/office/drawing/2014/chartex" xmlns:cx1="http://schemas.microsoft.com/office/drawing/2015/9/8/chartex" xmlns:cx2="http://schemas.microsoft.com/office/drawing/2015/10/21/chartex" xmlns:cx3="http://schemas.microsoft.com/office/drawing/2016/5/9/chartex" xmlns:cx4="http://schemas.microsoft.com/office/drawing/2016/5/10/chartex" xmlns:cx5="http://schemas.microsoft.com/office/drawing/2016/5/11/chartex" xmlns:cx6="http://schemas.microsoft.com/office/drawing/2016/5/12/chartex" xmlns:cx7="http://schemas.microsoft.com/office/drawing/2016/5/13/chartex" xmlns:cx8="http://schemas.microsoft.com/office/drawing/2016/5/14/chartex" xmlns:mc="http://schemas.openxmlformats.org/markup-compatibility/2006" xmlns:aink="http://schemas.microsoft.com/office/drawing/2016/ink" xmlns:am3d="http://schemas.microsoft.com/office/drawing/2017/model3d" xmlns:o="urn:schemas-microsoft-com:office:office" xmlns:oel="http://schemas.microsoft.com/office/2019/extlst" xmlns:r="http://schemas.openxmlformats.org/officeDocument/2006/relationships" xmlns:m="http://schemas.openxmlformats.org/officeDocument/2006/math" xmlns:v="urn:schemas-microsoft-com:vml" xmlns:wp14="http://schemas.microsoft.com/office/word/2010/wordprocessingDrawing" xmlns:wp="http://schemas.openxmlformats.org/drawingml/2006/wordprocessingDrawing" xmlns:w10="urn:schemas-microsoft-com:office:word" xmlns:w="http://schemas.openxmlformats.org/wordprocessingml/2006/main" xmlns:w14="http://schemas.microsoft.com/office/word/2010/wordml" xmlns:w15="http://schemas.microsoft.com/office/word/2012/wordml" xmlns:w16cex="http://schemas.microsoft.com/office/word/2018/wordml/cex" xmlns:w16cid="http://schemas.microsoft.com/office/word/2016/wordml/cid" xmlns:w16="http://schemas.microsoft.com/office/word/2018/wordml" xmlns:w16du="http://schemas.microsoft.com/office/word/2023/wordml/word16du" xmlns:w16sdtdh="http://schemas.microsoft.com/office/word/2020/wordml/sdtdatahash" xmlns:w16sdtfl="http://schemas.microsoft.com/office/word/2024/wordml/sdtformatlock" xmlns:w16se="http://schemas.microsoft.com/office/word/2015/wordml/symex" xmlns:wpg="http://schemas.microsoft.com/office/word/2010/wordprocessingGroup" xmlns:wpi="http://schemas.microsoft.com/office/word/2010/wordprocessingInk" xmlns:wne="http://schemas.microsoft.com/office/word/2006/wordml" xmlns:wps="http://schemas.microsoft.com/office/word/2010/wordprocessingShape" mc:Ignorable="w14 w15 w16se w16cid w16 w16cex w16sdtdh w16sdtfl w16du wp14">
   <w:abstractNum w:abstractNumId="0" w15:restartNumberingAfterBreak="0">
+    <w:nsid w:val="01F4168B"/>
+    <w:multiLevelType w:val="multilevel"/>
+    <w:tmpl w:val="275AF25A"/>
+    <w:lvl w:ilvl="0">
+      <w:start w:val="1"/>
+      <w:numFmt w:val="bullet"/>
+      <w:lvlText w:val=""/>
+      <w:lvlJc w:val="left"/>
+      <w:pPr>
+        <w:tabs>
+          <w:tab w:val="num" w:pos="720"/>
+        </w:tabs>
+        <w:ind w:left="720" w:hanging="360"/>
+      </w:pPr>
+      <w:rPr>
+        <w:rFonts w:ascii="Symbol" w:hAnsi="Symbol" w:hint="default"/>
+        <w:sz w:val="20"/>
+      </w:rPr>
+    </w:lvl>
+    <w:lvl w:ilvl="1" w:tentative="1">
+      <w:start w:val="1"/>
+      <w:numFmt w:val="bullet"/>
+      <w:lvlText w:val="o"/>
+      <w:lvlJc w:val="left"/>
+      <w:pPr>
+        <w:tabs>
+          <w:tab w:val="num" w:pos="1440"/>
+        </w:tabs>
+        <w:ind w:left="1440" w:hanging="360"/>
+      </w:pPr>
+      <w:rPr>
+        <w:rFonts w:ascii="Courier New" w:hAnsi="Courier New" w:hint="default"/>
+        <w:sz w:val="20"/>
+      </w:rPr>
+    </w:lvl>
+    <w:lvl w:ilvl="2" w:tentative="1">
+      <w:start w:val="1"/>
+      <w:numFmt w:val="bullet"/>
+      <w:lvlText w:val=""/>
+      <w:lvlJc w:val="left"/>
+      <w:pPr>
+        <w:tabs>
+          <w:tab w:val="num" w:pos="2160"/>
+        </w:tabs>
+        <w:ind w:left="2160" w:hanging="360"/>
+      </w:pPr>
+      <w:rPr>
+        <w:rFonts w:ascii="Wingdings" w:hAnsi="Wingdings" w:hint="default"/>
+        <w:sz w:val="20"/>
+      </w:rPr>
+    </w:lvl>
+    <w:lvl w:ilvl="3" w:tentative="1">
+      <w:start w:val="1"/>
+      <w:numFmt w:val="bullet"/>
+      <w:lvlText w:val=""/>
+      <w:lvlJc w:val="left"/>
+      <w:pPr>
+        <w:tabs>
+          <w:tab w:val="num" w:pos="2880"/>
+        </w:tabs>
+        <w:ind w:left="2880" w:hanging="360"/>
+      </w:pPr>
+      <w:rPr>
+        <w:rFonts w:ascii="Wingdings" w:hAnsi="Wingdings" w:hint="default"/>
+        <w:sz w:val="20"/>
+      </w:rPr>
+    </w:lvl>
+    <w:lvl w:ilvl="4" w:tentative="1">
+      <w:start w:val="1"/>
+      <w:numFmt w:val="bullet"/>
+      <w:lvlText w:val=""/>
+      <w:lvlJc w:val="left"/>
+      <w:pPr>
+        <w:tabs>
+          <w:tab w:val="num" w:pos="3600"/>
+        </w:tabs>
+        <w:ind w:left="3600" w:hanging="360"/>
+      </w:pPr>
+      <w:rPr>
+        <w:rFonts w:ascii="Wingdings" w:hAnsi="Wingdings" w:hint="default"/>
+        <w:sz w:val="20"/>
+      </w:rPr>
+    </w:lvl>
+    <w:lvl w:ilvl="5" w:tentative="1">
+      <w:start w:val="1"/>
+      <w:numFmt w:val="bullet"/>
+      <w:lvlText w:val=""/>
+      <w:lvlJc w:val="left"/>
+      <w:pPr>
+        <w:tabs>
+          <w:tab w:val="num" w:pos="4320"/>
+        </w:tabs>
+        <w:ind w:left="4320" w:hanging="360"/>
+      </w:pPr>
+      <w:rPr>
+        <w:rFonts w:ascii="Wingdings" w:hAnsi="Wingdings" w:hint="default"/>
+        <w:sz w:val="20"/>
+      </w:rPr>
+    </w:lvl>
+    <w:lvl w:ilvl="6" w:tentative="1">
+      <w:start w:val="1"/>
+      <w:numFmt w:val="bullet"/>
+      <w:lvlText w:val=""/>
+      <w:lvlJc w:val="left"/>
+      <w:pPr>
+        <w:tabs>
+          <w:tab w:val="num" w:pos="5040"/>
+        </w:tabs>
+        <w:ind w:left="5040" w:hanging="360"/>
+      </w:pPr>
+      <w:rPr>
+        <w:rFonts w:ascii="Wingdings" w:hAnsi="Wingdings" w:hint="default"/>
+        <w:sz w:val="20"/>
+      </w:rPr>
+    </w:lvl>
+    <w:lvl w:ilvl="7" w:tentative="1">
+      <w:start w:val="1"/>
+      <w:numFmt w:val="bullet"/>
+      <w:lvlText w:val=""/>
+      <w:lvlJc w:val="left"/>
+      <w:pPr>
+        <w:tabs>
+          <w:tab w:val="num" w:pos="5760"/>
+        </w:tabs>
+        <w:ind w:left="5760" w:hanging="360"/>
+      </w:pPr>
+      <w:rPr>
+        <w:rFonts w:ascii="Wingdings" w:hAnsi="Wingdings" w:hint="default"/>
+        <w:sz w:val="20"/>
+      </w:rPr>
+    </w:lvl>
+    <w:lvl w:ilvl="8" w:tentative="1">
+      <w:start w:val="1"/>
+      <w:numFmt w:val="bullet"/>
+      <w:lvlText w:val=""/>
+      <w:lvlJc w:val="left"/>
+      <w:pPr>
+        <w:tabs>
+          <w:tab w:val="num" w:pos="6480"/>
+        </w:tabs>
+        <w:ind w:left="6480" w:hanging="360"/>
+      </w:pPr>
+      <w:rPr>
+        <w:rFonts w:ascii="Wingdings" w:hAnsi="Wingdings" w:hint="default"/>
+        <w:sz w:val="20"/>
+      </w:rPr>
+    </w:lvl>
+  </w:abstractNum>
+  <w:abstractNum w:abstractNumId="1" w15:restartNumberingAfterBreak="0">
     <w:nsid w:val="061B6549"/>
     <w:multiLevelType w:val="multilevel"/>
     <w:tmpl w:val="FE98C3D8"/>
@@ -1671,7 +3270,7 @@
       </w:rPr>
     </w:lvl>
   </w:abstractNum>
-  <w:abstractNum w:abstractNumId="1" w15:restartNumberingAfterBreak="0">
+  <w:abstractNum w:abstractNumId="2" w15:restartNumberingAfterBreak="0">
     <w:nsid w:val="0C444482"/>
     <w:multiLevelType w:val="multilevel"/>
     <w:tmpl w:val="FEEEB9B8"/>
@@ -1820,7 +3419,7 @@
       </w:rPr>
     </w:lvl>
   </w:abstractNum>
-  <w:abstractNum w:abstractNumId="2" w15:restartNumberingAfterBreak="0">
+  <w:abstractNum w:abstractNumId="3" w15:restartNumberingAfterBreak="0">
     <w:nsid w:val="11F80F11"/>
     <w:multiLevelType w:val="multilevel"/>
     <w:tmpl w:val="6BD2BB42"/>
@@ -1969,7 +3568,7 @@
       </w:rPr>
     </w:lvl>
   </w:abstractNum>
-  <w:abstractNum w:abstractNumId="3" w15:restartNumberingAfterBreak="0">
+  <w:abstractNum w:abstractNumId="4" w15:restartNumberingAfterBreak="0">
     <w:nsid w:val="142049F6"/>
     <w:multiLevelType w:val="multilevel"/>
     <w:tmpl w:val="710E926A"/>
@@ -2118,7 +3717,7 @@
       </w:rPr>
     </w:lvl>
   </w:abstractNum>
-  <w:abstractNum w:abstractNumId="4" w15:restartNumberingAfterBreak="0">
+  <w:abstractNum w:abstractNumId="5" w15:restartNumberingAfterBreak="0">
     <w:nsid w:val="174D0E1A"/>
     <w:multiLevelType w:val="multilevel"/>
     <w:tmpl w:val="592203F0"/>
@@ -2267,7 +3866,7 @@
       </w:rPr>
     </w:lvl>
   </w:abstractNum>
-  <w:abstractNum w:abstractNumId="5" w15:restartNumberingAfterBreak="0">
+  <w:abstractNum w:abstractNumId="6" w15:restartNumberingAfterBreak="0">
     <w:nsid w:val="18EE093B"/>
     <w:multiLevelType w:val="multilevel"/>
     <w:tmpl w:val="9474C228"/>
@@ -2380,7 +3979,7 @@
       </w:pPr>
     </w:lvl>
   </w:abstractNum>
-  <w:abstractNum w:abstractNumId="6" w15:restartNumberingAfterBreak="0">
+  <w:abstractNum w:abstractNumId="7" w15:restartNumberingAfterBreak="0">
     <w:nsid w:val="1E530AD4"/>
     <w:multiLevelType w:val="multilevel"/>
     <w:tmpl w:val="0FF43EEE"/>
@@ -2529,7 +4128,7 @@
       </w:rPr>
     </w:lvl>
   </w:abstractNum>
-  <w:abstractNum w:abstractNumId="7" w15:restartNumberingAfterBreak="0">
+  <w:abstractNum w:abstractNumId="8" w15:restartNumberingAfterBreak="0">
     <w:nsid w:val="281C682E"/>
     <w:multiLevelType w:val="multilevel"/>
     <w:tmpl w:val="0A968962"/>
@@ -2678,7 +4277,7 @@
       </w:rPr>
     </w:lvl>
   </w:abstractNum>
-  <w:abstractNum w:abstractNumId="8" w15:restartNumberingAfterBreak="0">
+  <w:abstractNum w:abstractNumId="9" w15:restartNumberingAfterBreak="0">
     <w:nsid w:val="2FEF1CD2"/>
     <w:multiLevelType w:val="multilevel"/>
     <w:tmpl w:val="C366A988"/>
@@ -2791,7 +4390,7 @@
       </w:pPr>
     </w:lvl>
   </w:abstractNum>
-  <w:abstractNum w:abstractNumId="9" w15:restartNumberingAfterBreak="0">
+  <w:abstractNum w:abstractNumId="10" w15:restartNumberingAfterBreak="0">
     <w:nsid w:val="3651003F"/>
     <w:multiLevelType w:val="multilevel"/>
     <w:tmpl w:val="1AEE8A90"/>
@@ -2940,7 +4539,156 @@
       </w:rPr>
     </w:lvl>
   </w:abstractNum>
-  <w:abstractNum w:abstractNumId="10" w15:restartNumberingAfterBreak="0">
+  <w:abstractNum w:abstractNumId="11" w15:restartNumberingAfterBreak="0">
+    <w:nsid w:val="37FB6037"/>
+    <w:multiLevelType w:val="multilevel"/>
+    <w:tmpl w:val="F54E56A0"/>
+    <w:lvl w:ilvl="0">
+      <w:start w:val="1"/>
+      <w:numFmt w:val="bullet"/>
+      <w:lvlText w:val=""/>
+      <w:lvlJc w:val="left"/>
+      <w:pPr>
+        <w:tabs>
+          <w:tab w:val="num" w:pos="720"/>
+        </w:tabs>
+        <w:ind w:left="720" w:hanging="360"/>
+      </w:pPr>
+      <w:rPr>
+        <w:rFonts w:ascii="Symbol" w:hAnsi="Symbol" w:hint="default"/>
+        <w:sz w:val="20"/>
+      </w:rPr>
+    </w:lvl>
+    <w:lvl w:ilvl="1" w:tentative="1">
+      <w:start w:val="1"/>
+      <w:numFmt w:val="bullet"/>
+      <w:lvlText w:val="o"/>
+      <w:lvlJc w:val="left"/>
+      <w:pPr>
+        <w:tabs>
+          <w:tab w:val="num" w:pos="1440"/>
+        </w:tabs>
+        <w:ind w:left="1440" w:hanging="360"/>
+      </w:pPr>
+      <w:rPr>
+        <w:rFonts w:ascii="Courier New" w:hAnsi="Courier New" w:hint="default"/>
+        <w:sz w:val="20"/>
+      </w:rPr>
+    </w:lvl>
+    <w:lvl w:ilvl="2" w:tentative="1">
+      <w:start w:val="1"/>
+      <w:numFmt w:val="bullet"/>
+      <w:lvlText w:val=""/>
+      <w:lvlJc w:val="left"/>
+      <w:pPr>
+        <w:tabs>
+          <w:tab w:val="num" w:pos="2160"/>
+        </w:tabs>
+        <w:ind w:left="2160" w:hanging="360"/>
+      </w:pPr>
+      <w:rPr>
+        <w:rFonts w:ascii="Wingdings" w:hAnsi="Wingdings" w:hint="default"/>
+        <w:sz w:val="20"/>
+      </w:rPr>
+    </w:lvl>
+    <w:lvl w:ilvl="3" w:tentative="1">
+      <w:start w:val="1"/>
+      <w:numFmt w:val="bullet"/>
+      <w:lvlText w:val=""/>
+      <w:lvlJc w:val="left"/>
+      <w:pPr>
+        <w:tabs>
+          <w:tab w:val="num" w:pos="2880"/>
+        </w:tabs>
+        <w:ind w:left="2880" w:hanging="360"/>
+      </w:pPr>
+      <w:rPr>
+        <w:rFonts w:ascii="Wingdings" w:hAnsi="Wingdings" w:hint="default"/>
+        <w:sz w:val="20"/>
+      </w:rPr>
+    </w:lvl>
+    <w:lvl w:ilvl="4" w:tentative="1">
+      <w:start w:val="1"/>
+      <w:numFmt w:val="bullet"/>
+      <w:lvlText w:val=""/>
+      <w:lvlJc w:val="left"/>
+      <w:pPr>
+        <w:tabs>
+          <w:tab w:val="num" w:pos="3600"/>
+        </w:tabs>
+        <w:ind w:left="3600" w:hanging="360"/>
+      </w:pPr>
+      <w:rPr>
+        <w:rFonts w:ascii="Wingdings" w:hAnsi="Wingdings" w:hint="default"/>
+        <w:sz w:val="20"/>
+      </w:rPr>
+    </w:lvl>
+    <w:lvl w:ilvl="5" w:tentative="1">
+      <w:start w:val="1"/>
+      <w:numFmt w:val="bullet"/>
+      <w:lvlText w:val=""/>
+      <w:lvlJc w:val="left"/>
+      <w:pPr>
+        <w:tabs>
+          <w:tab w:val="num" w:pos="4320"/>
+        </w:tabs>
+        <w:ind w:left="4320" w:hanging="360"/>
+      </w:pPr>
+      <w:rPr>
+        <w:rFonts w:ascii="Wingdings" w:hAnsi="Wingdings" w:hint="default"/>
+        <w:sz w:val="20"/>
+      </w:rPr>
+    </w:lvl>
+    <w:lvl w:ilvl="6" w:tentative="1">
+      <w:start w:val="1"/>
+      <w:numFmt w:val="bullet"/>
+      <w:lvlText w:val=""/>
+      <w:lvlJc w:val="left"/>
+      <w:pPr>
+        <w:tabs>
+          <w:tab w:val="num" w:pos="5040"/>
+        </w:tabs>
+        <w:ind w:left="5040" w:hanging="360"/>
+      </w:pPr>
+      <w:rPr>
+        <w:rFonts w:ascii="Wingdings" w:hAnsi="Wingdings" w:hint="default"/>
+        <w:sz w:val="20"/>
+      </w:rPr>
+    </w:lvl>
+    <w:lvl w:ilvl="7" w:tentative="1">
+      <w:start w:val="1"/>
+      <w:numFmt w:val="bullet"/>
+      <w:lvlText w:val=""/>
+      <w:lvlJc w:val="left"/>
+      <w:pPr>
+        <w:tabs>
+          <w:tab w:val="num" w:pos="5760"/>
+        </w:tabs>
+        <w:ind w:left="5760" w:hanging="360"/>
+      </w:pPr>
+      <w:rPr>
+        <w:rFonts w:ascii="Wingdings" w:hAnsi="Wingdings" w:hint="default"/>
+        <w:sz w:val="20"/>
+      </w:rPr>
+    </w:lvl>
+    <w:lvl w:ilvl="8" w:tentative="1">
+      <w:start w:val="1"/>
+      <w:numFmt w:val="bullet"/>
+      <w:lvlText w:val=""/>
+      <w:lvlJc w:val="left"/>
+      <w:pPr>
+        <w:tabs>
+          <w:tab w:val="num" w:pos="6480"/>
+        </w:tabs>
+        <w:ind w:left="6480" w:hanging="360"/>
+      </w:pPr>
+      <w:rPr>
+        <w:rFonts w:ascii="Wingdings" w:hAnsi="Wingdings" w:hint="default"/>
+        <w:sz w:val="20"/>
+      </w:rPr>
+    </w:lvl>
+  </w:abstractNum>
+  <w:abstractNum w:abstractNumId="12" w15:restartNumberingAfterBreak="0">
     <w:nsid w:val="3AF46E4F"/>
     <w:multiLevelType w:val="multilevel"/>
     <w:tmpl w:val="3E6E4B9A"/>
@@ -3089,7 +4837,7 @@
       </w:rPr>
     </w:lvl>
   </w:abstractNum>
-  <w:abstractNum w:abstractNumId="11" w15:restartNumberingAfterBreak="0">
+  <w:abstractNum w:abstractNumId="13" w15:restartNumberingAfterBreak="0">
     <w:nsid w:val="3BE457B7"/>
     <w:multiLevelType w:val="multilevel"/>
     <w:tmpl w:val="AAA400CA"/>
@@ -3238,7 +4986,7 @@
       </w:rPr>
     </w:lvl>
   </w:abstractNum>
-  <w:abstractNum w:abstractNumId="12" w15:restartNumberingAfterBreak="0">
+  <w:abstractNum w:abstractNumId="14" w15:restartNumberingAfterBreak="0">
     <w:nsid w:val="3C9D2131"/>
     <w:multiLevelType w:val="multilevel"/>
     <w:tmpl w:val="0BD65DBA"/>
@@ -3387,7 +5135,7 @@
       </w:rPr>
     </w:lvl>
   </w:abstractNum>
-  <w:abstractNum w:abstractNumId="13" w15:restartNumberingAfterBreak="0">
+  <w:abstractNum w:abstractNumId="15" w15:restartNumberingAfterBreak="0">
     <w:nsid w:val="45A80592"/>
     <w:multiLevelType w:val="multilevel"/>
     <w:tmpl w:val="AA5E78BA"/>
@@ -3536,7 +5284,7 @@
       </w:rPr>
     </w:lvl>
   </w:abstractNum>
-  <w:abstractNum w:abstractNumId="14" w15:restartNumberingAfterBreak="0">
+  <w:abstractNum w:abstractNumId="16" w15:restartNumberingAfterBreak="0">
     <w:nsid w:val="4A5B3C70"/>
     <w:multiLevelType w:val="multilevel"/>
     <w:tmpl w:val="AF9EBAEC"/>
@@ -3685,7 +5433,156 @@
       </w:rPr>
     </w:lvl>
   </w:abstractNum>
-  <w:abstractNum w:abstractNumId="15" w15:restartNumberingAfterBreak="0">
+  <w:abstractNum w:abstractNumId="17" w15:restartNumberingAfterBreak="0">
+    <w:nsid w:val="4AF72909"/>
+    <w:multiLevelType w:val="multilevel"/>
+    <w:tmpl w:val="06065BF4"/>
+    <w:lvl w:ilvl="0">
+      <w:start w:val="1"/>
+      <w:numFmt w:val="bullet"/>
+      <w:lvlText w:val=""/>
+      <w:lvlJc w:val="left"/>
+      <w:pPr>
+        <w:tabs>
+          <w:tab w:val="num" w:pos="720"/>
+        </w:tabs>
+        <w:ind w:left="720" w:hanging="360"/>
+      </w:pPr>
+      <w:rPr>
+        <w:rFonts w:ascii="Symbol" w:hAnsi="Symbol" w:hint="default"/>
+        <w:sz w:val="20"/>
+      </w:rPr>
+    </w:lvl>
+    <w:lvl w:ilvl="1" w:tentative="1">
+      <w:start w:val="1"/>
+      <w:numFmt w:val="bullet"/>
+      <w:lvlText w:val="o"/>
+      <w:lvlJc w:val="left"/>
+      <w:pPr>
+        <w:tabs>
+          <w:tab w:val="num" w:pos="1440"/>
+        </w:tabs>
+        <w:ind w:left="1440" w:hanging="360"/>
+      </w:pPr>
+      <w:rPr>
+        <w:rFonts w:ascii="Courier New" w:hAnsi="Courier New" w:hint="default"/>
+        <w:sz w:val="20"/>
+      </w:rPr>
+    </w:lvl>
+    <w:lvl w:ilvl="2" w:tentative="1">
+      <w:start w:val="1"/>
+      <w:numFmt w:val="bullet"/>
+      <w:lvlText w:val=""/>
+      <w:lvlJc w:val="left"/>
+      <w:pPr>
+        <w:tabs>
+          <w:tab w:val="num" w:pos="2160"/>
+        </w:tabs>
+        <w:ind w:left="2160" w:hanging="360"/>
+      </w:pPr>
+      <w:rPr>
+        <w:rFonts w:ascii="Wingdings" w:hAnsi="Wingdings" w:hint="default"/>
+        <w:sz w:val="20"/>
+      </w:rPr>
+    </w:lvl>
+    <w:lvl w:ilvl="3" w:tentative="1">
+      <w:start w:val="1"/>
+      <w:numFmt w:val="bullet"/>
+      <w:lvlText w:val=""/>
+      <w:lvlJc w:val="left"/>
+      <w:pPr>
+        <w:tabs>
+          <w:tab w:val="num" w:pos="2880"/>
+        </w:tabs>
+        <w:ind w:left="2880" w:hanging="360"/>
+      </w:pPr>
+      <w:rPr>
+        <w:rFonts w:ascii="Wingdings" w:hAnsi="Wingdings" w:hint="default"/>
+        <w:sz w:val="20"/>
+      </w:rPr>
+    </w:lvl>
+    <w:lvl w:ilvl="4" w:tentative="1">
+      <w:start w:val="1"/>
+      <w:numFmt w:val="bullet"/>
+      <w:lvlText w:val=""/>
+      <w:lvlJc w:val="left"/>
+      <w:pPr>
+        <w:tabs>
+          <w:tab w:val="num" w:pos="3600"/>
+        </w:tabs>
+        <w:ind w:left="3600" w:hanging="360"/>
+      </w:pPr>
+      <w:rPr>
+        <w:rFonts w:ascii="Wingdings" w:hAnsi="Wingdings" w:hint="default"/>
+        <w:sz w:val="20"/>
+      </w:rPr>
+    </w:lvl>
+    <w:lvl w:ilvl="5" w:tentative="1">
+      <w:start w:val="1"/>
+      <w:numFmt w:val="bullet"/>
+      <w:lvlText w:val=""/>
+      <w:lvlJc w:val="left"/>
+      <w:pPr>
+        <w:tabs>
+          <w:tab w:val="num" w:pos="4320"/>
+        </w:tabs>
+        <w:ind w:left="4320" w:hanging="360"/>
+      </w:pPr>
+      <w:rPr>
+        <w:rFonts w:ascii="Wingdings" w:hAnsi="Wingdings" w:hint="default"/>
+        <w:sz w:val="20"/>
+      </w:rPr>
+    </w:lvl>
+    <w:lvl w:ilvl="6" w:tentative="1">
+      <w:start w:val="1"/>
+      <w:numFmt w:val="bullet"/>
+      <w:lvlText w:val=""/>
+      <w:lvlJc w:val="left"/>
+      <w:pPr>
+        <w:tabs>
+          <w:tab w:val="num" w:pos="5040"/>
+        </w:tabs>
+        <w:ind w:left="5040" w:hanging="360"/>
+      </w:pPr>
+      <w:rPr>
+        <w:rFonts w:ascii="Wingdings" w:hAnsi="Wingdings" w:hint="default"/>
+        <w:sz w:val="20"/>
+      </w:rPr>
+    </w:lvl>
+    <w:lvl w:ilvl="7" w:tentative="1">
+      <w:start w:val="1"/>
+      <w:numFmt w:val="bullet"/>
+      <w:lvlText w:val=""/>
+      <w:lvlJc w:val="left"/>
+      <w:pPr>
+        <w:tabs>
+          <w:tab w:val="num" w:pos="5760"/>
+        </w:tabs>
+        <w:ind w:left="5760" w:hanging="360"/>
+      </w:pPr>
+      <w:rPr>
+        <w:rFonts w:ascii="Wingdings" w:hAnsi="Wingdings" w:hint="default"/>
+        <w:sz w:val="20"/>
+      </w:rPr>
+    </w:lvl>
+    <w:lvl w:ilvl="8" w:tentative="1">
+      <w:start w:val="1"/>
+      <w:numFmt w:val="bullet"/>
+      <w:lvlText w:val=""/>
+      <w:lvlJc w:val="left"/>
+      <w:pPr>
+        <w:tabs>
+          <w:tab w:val="num" w:pos="6480"/>
+        </w:tabs>
+        <w:ind w:left="6480" w:hanging="360"/>
+      </w:pPr>
+      <w:rPr>
+        <w:rFonts w:ascii="Wingdings" w:hAnsi="Wingdings" w:hint="default"/>
+        <w:sz w:val="20"/>
+      </w:rPr>
+    </w:lvl>
+  </w:abstractNum>
+  <w:abstractNum w:abstractNumId="18" w15:restartNumberingAfterBreak="0">
     <w:nsid w:val="5778710D"/>
     <w:multiLevelType w:val="multilevel"/>
     <w:tmpl w:val="AA2830D6"/>
@@ -3798,7 +5695,7 @@
       </w:pPr>
     </w:lvl>
   </w:abstractNum>
-  <w:abstractNum w:abstractNumId="16" w15:restartNumberingAfterBreak="0">
+  <w:abstractNum w:abstractNumId="19" w15:restartNumberingAfterBreak="0">
     <w:nsid w:val="5DDC1122"/>
     <w:multiLevelType w:val="multilevel"/>
     <w:tmpl w:val="00A2BEAC"/>
@@ -3947,7 +5844,7 @@
       </w:rPr>
     </w:lvl>
   </w:abstractNum>
-  <w:abstractNum w:abstractNumId="17" w15:restartNumberingAfterBreak="0">
+  <w:abstractNum w:abstractNumId="20" w15:restartNumberingAfterBreak="0">
     <w:nsid w:val="612E7AE8"/>
     <w:multiLevelType w:val="multilevel"/>
     <w:tmpl w:val="F334B19C"/>
@@ -4096,7 +5993,7 @@
       </w:rPr>
     </w:lvl>
   </w:abstractNum>
-  <w:abstractNum w:abstractNumId="18" w15:restartNumberingAfterBreak="0">
+  <w:abstractNum w:abstractNumId="21" w15:restartNumberingAfterBreak="0">
     <w:nsid w:val="652C236A"/>
     <w:multiLevelType w:val="multilevel"/>
     <w:tmpl w:val="AD16B5FC"/>
@@ -4245,7 +6142,7 @@
       </w:rPr>
     </w:lvl>
   </w:abstractNum>
-  <w:abstractNum w:abstractNumId="19" w15:restartNumberingAfterBreak="0">
+  <w:abstractNum w:abstractNumId="22" w15:restartNumberingAfterBreak="0">
     <w:nsid w:val="66994154"/>
     <w:multiLevelType w:val="multilevel"/>
     <w:tmpl w:val="C47C79CC"/>
@@ -4394,7 +6291,7 @@
       </w:rPr>
     </w:lvl>
   </w:abstractNum>
-  <w:abstractNum w:abstractNumId="20" w15:restartNumberingAfterBreak="0">
+  <w:abstractNum w:abstractNumId="23" w15:restartNumberingAfterBreak="0">
     <w:nsid w:val="66D30175"/>
     <w:multiLevelType w:val="multilevel"/>
     <w:tmpl w:val="3CE69A6A"/>
@@ -4507,7 +6404,7 @@
       </w:pPr>
     </w:lvl>
   </w:abstractNum>
-  <w:abstractNum w:abstractNumId="21" w15:restartNumberingAfterBreak="0">
+  <w:abstractNum w:abstractNumId="24" w15:restartNumberingAfterBreak="0">
     <w:nsid w:val="6EED57D5"/>
     <w:multiLevelType w:val="multilevel"/>
     <w:tmpl w:val="99C45F66"/>
@@ -4656,7 +6553,7 @@
       </w:rPr>
     </w:lvl>
   </w:abstractNum>
-  <w:abstractNum w:abstractNumId="22" w15:restartNumberingAfterBreak="0">
+  <w:abstractNum w:abstractNumId="25" w15:restartNumberingAfterBreak="0">
     <w:nsid w:val="71C010BE"/>
     <w:multiLevelType w:val="multilevel"/>
     <w:tmpl w:val="E940EC5A"/>
@@ -4805,7 +6702,7 @@
       </w:rPr>
     </w:lvl>
   </w:abstractNum>
-  <w:abstractNum w:abstractNumId="23" w15:restartNumberingAfterBreak="0">
+  <w:abstractNum w:abstractNumId="26" w15:restartNumberingAfterBreak="0">
     <w:nsid w:val="76847C0F"/>
     <w:multiLevelType w:val="multilevel"/>
     <w:tmpl w:val="4630FEF0"/>
@@ -4954,7 +6851,7 @@
       </w:rPr>
     </w:lvl>
   </w:abstractNum>
-  <w:abstractNum w:abstractNumId="24" w15:restartNumberingAfterBreak="0">
+  <w:abstractNum w:abstractNumId="27" w15:restartNumberingAfterBreak="0">
     <w:nsid w:val="7E985840"/>
     <w:multiLevelType w:val="multilevel"/>
     <w:tmpl w:val="8BDAAAB0"/>
@@ -5103,7 +7000,7 @@
       </w:rPr>
     </w:lvl>
   </w:abstractNum>
-  <w:abstractNum w:abstractNumId="25" w15:restartNumberingAfterBreak="0">
+  <w:abstractNum w:abstractNumId="28" w15:restartNumberingAfterBreak="0">
     <w:nsid w:val="7EBF4A1B"/>
     <w:multiLevelType w:val="multilevel"/>
     <w:tmpl w:val="72B8807A"/>
@@ -5253,82 +7150,91 @@
     </w:lvl>
   </w:abstractNum>
   <w:num w:numId="1" w16cid:durableId="791479391">
+    <w:abstractNumId w:val="20"/>
+  </w:num>
+  <w:num w:numId="2" w16cid:durableId="3174536">
+    <w:abstractNumId w:val="21"/>
+  </w:num>
+  <w:num w:numId="3" w16cid:durableId="305474927">
+    <w:abstractNumId w:val="24"/>
+  </w:num>
+  <w:num w:numId="4" w16cid:durableId="311251736">
+    <w:abstractNumId w:val="10"/>
+  </w:num>
+  <w:num w:numId="5" w16cid:durableId="1260020022">
+    <w:abstractNumId w:val="4"/>
+  </w:num>
+  <w:num w:numId="6" w16cid:durableId="1091121375">
+    <w:abstractNumId w:val="3"/>
+  </w:num>
+  <w:num w:numId="7" w16cid:durableId="964309160">
+    <w:abstractNumId w:val="2"/>
+  </w:num>
+  <w:num w:numId="8" w16cid:durableId="1621958904">
+    <w:abstractNumId w:val="25"/>
+  </w:num>
+  <w:num w:numId="9" w16cid:durableId="2120566204">
+    <w:abstractNumId w:val="26"/>
+  </w:num>
+  <w:num w:numId="10" w16cid:durableId="572934382">
+    <w:abstractNumId w:val="28"/>
+  </w:num>
+  <w:num w:numId="11" w16cid:durableId="1915897774">
+    <w:abstractNumId w:val="8"/>
+  </w:num>
+  <w:num w:numId="12" w16cid:durableId="1099759842">
+    <w:abstractNumId w:val="5"/>
+  </w:num>
+  <w:num w:numId="13" w16cid:durableId="239102134">
+    <w:abstractNumId w:val="6"/>
+  </w:num>
+  <w:num w:numId="14" w16cid:durableId="1027753576">
+    <w:abstractNumId w:val="23"/>
+  </w:num>
+  <w:num w:numId="15" w16cid:durableId="332143152">
+    <w:abstractNumId w:val="14"/>
+  </w:num>
+  <w:num w:numId="16" w16cid:durableId="1765953057">
+    <w:abstractNumId w:val="18"/>
+  </w:num>
+  <w:num w:numId="17" w16cid:durableId="1465387436">
+    <w:abstractNumId w:val="7"/>
+  </w:num>
+  <w:num w:numId="18" w16cid:durableId="619065906">
+    <w:abstractNumId w:val="9"/>
+  </w:num>
+  <w:num w:numId="19" w16cid:durableId="747387873">
+    <w:abstractNumId w:val="19"/>
+  </w:num>
+  <w:num w:numId="20" w16cid:durableId="1999267981">
+    <w:abstractNumId w:val="22"/>
+  </w:num>
+  <w:num w:numId="21" w16cid:durableId="1252928637">
+    <w:abstractNumId w:val="13"/>
+  </w:num>
+  <w:num w:numId="22" w16cid:durableId="1719359715">
+    <w:abstractNumId w:val="1"/>
+  </w:num>
+  <w:num w:numId="23" w16cid:durableId="1642612128">
+    <w:abstractNumId w:val="12"/>
+  </w:num>
+  <w:num w:numId="24" w16cid:durableId="1243249154">
+    <w:abstractNumId w:val="16"/>
+  </w:num>
+  <w:num w:numId="25" w16cid:durableId="1511093647">
+    <w:abstractNumId w:val="27"/>
+  </w:num>
+  <w:num w:numId="26" w16cid:durableId="4597797">
+    <w:abstractNumId w:val="15"/>
+  </w:num>
+  <w:num w:numId="27" w16cid:durableId="1482115048">
+    <w:abstractNumId w:val="11"/>
+  </w:num>
+  <w:num w:numId="28" w16cid:durableId="74909242">
     <w:abstractNumId w:val="17"/>
   </w:num>
-  <w:num w:numId="2" w16cid:durableId="3174536">
-    <w:abstractNumId w:val="18"/>
-  </w:num>
-  <w:num w:numId="3" w16cid:durableId="305474927">
-    <w:abstractNumId w:val="21"/>
-  </w:num>
-  <w:num w:numId="4" w16cid:durableId="311251736">
-    <w:abstractNumId w:val="9"/>
-  </w:num>
-  <w:num w:numId="5" w16cid:durableId="1260020022">
-    <w:abstractNumId w:val="3"/>
-  </w:num>
-  <w:num w:numId="6" w16cid:durableId="1091121375">
-    <w:abstractNumId w:val="2"/>
-  </w:num>
-  <w:num w:numId="7" w16cid:durableId="964309160">
-    <w:abstractNumId w:val="1"/>
-  </w:num>
-  <w:num w:numId="8" w16cid:durableId="1621958904">
-    <w:abstractNumId w:val="22"/>
-  </w:num>
-  <w:num w:numId="9" w16cid:durableId="2120566204">
-    <w:abstractNumId w:val="23"/>
-  </w:num>
-  <w:num w:numId="10" w16cid:durableId="572934382">
-    <w:abstractNumId w:val="25"/>
-  </w:num>
-  <w:num w:numId="11" w16cid:durableId="1915897774">
-    <w:abstractNumId w:val="7"/>
-  </w:num>
-  <w:num w:numId="12" w16cid:durableId="1099759842">
-    <w:abstractNumId w:val="4"/>
-  </w:num>
-  <w:num w:numId="13" w16cid:durableId="239102134">
-    <w:abstractNumId w:val="5"/>
-  </w:num>
-  <w:num w:numId="14" w16cid:durableId="1027753576">
-    <w:abstractNumId w:val="20"/>
-  </w:num>
-  <w:num w:numId="15" w16cid:durableId="332143152">
-    <w:abstractNumId w:val="12"/>
-  </w:num>
-  <w:num w:numId="16" w16cid:durableId="1765953057">
-    <w:abstractNumId w:val="15"/>
-  </w:num>
-  <w:num w:numId="17" w16cid:durableId="1465387436">
-    <w:abstractNumId w:val="6"/>
-  </w:num>
-  <w:num w:numId="18" w16cid:durableId="619065906">
-    <w:abstractNumId w:val="8"/>
-  </w:num>
-  <w:num w:numId="19" w16cid:durableId="747387873">
-    <w:abstractNumId w:val="16"/>
-  </w:num>
-  <w:num w:numId="20" w16cid:durableId="1999267981">
-    <w:abstractNumId w:val="19"/>
-  </w:num>
-  <w:num w:numId="21" w16cid:durableId="1252928637">
-    <w:abstractNumId w:val="11"/>
-  </w:num>
-  <w:num w:numId="22" w16cid:durableId="1719359715">
+  <w:num w:numId="29" w16cid:durableId="2071420233">
     <w:abstractNumId w:val="0"/>
-  </w:num>
-  <w:num w:numId="23" w16cid:durableId="1642612128">
-    <w:abstractNumId w:val="10"/>
-  </w:num>
-  <w:num w:numId="24" w16cid:durableId="1243249154">
-    <w:abstractNumId w:val="14"/>
-  </w:num>
-  <w:num w:numId="25" w16cid:durableId="1511093647">
-    <w:abstractNumId w:val="24"/>
-  </w:num>
-  <w:num w:numId="26" w16cid:durableId="4597797">
-    <w:abstractNumId w:val="13"/>
   </w:num>
 </w:numbering>
 </file>
